--- a/CV.docx
+++ b/CV.docx
@@ -271,7 +271,43 @@
           <w:sz w:val="22"/>
           <w:szCs w:val="22"/>
         </w:rPr>
-        <w:t>Member of TRAIN Engineering team – working on large scale implementations of firm wide AI/ML problems.</w:t>
+        <w:t>Member of</w:t>
+      </w:r>
+      <w:r>
+        <w:rPr>
+          <w:rFonts w:ascii="Garamond" w:hAnsi="Garamond"/>
+          <w:color w:val="auto"/>
+          <w:sz w:val="22"/>
+          <w:szCs w:val="22"/>
+        </w:rPr>
+        <w:t xml:space="preserve"> Applied AI</w:t>
+      </w:r>
+      <w:r>
+        <w:rPr>
+          <w:rFonts w:ascii="Garamond" w:hAnsi="Garamond"/>
+          <w:color w:val="auto"/>
+          <w:sz w:val="22"/>
+          <w:szCs w:val="22"/>
+        </w:rPr>
+        <w:t xml:space="preserve"> Engineering team – working on scal</w:t>
+      </w:r>
+      <w:r>
+        <w:rPr>
+          <w:rFonts w:ascii="Garamond" w:hAnsi="Garamond"/>
+          <w:color w:val="auto"/>
+          <w:sz w:val="22"/>
+          <w:szCs w:val="22"/>
+        </w:rPr>
+        <w:t>able</w:t>
+      </w:r>
+      <w:r>
+        <w:rPr>
+          <w:rFonts w:ascii="Garamond" w:hAnsi="Garamond"/>
+          <w:color w:val="auto"/>
+          <w:sz w:val="22"/>
+          <w:szCs w:val="22"/>
+        </w:rPr>
+        <w:t xml:space="preserve"> implementations of firm wide AI/ML problems.</w:t>
       </w:r>
     </w:p>
     <w:p>
@@ -1601,36 +1637,16 @@
           <w:sz w:val="22"/>
           <w:szCs w:val="22"/>
         </w:rPr>
-        <w:t xml:space="preserve">C &amp; </w:t>
-      </w:r>
-      <w:r>
-        <w:rPr>
-          <w:rFonts w:ascii="Garamond" w:hAnsi="Garamond"/>
-          <w:b/>
-          <w:bCs/>
-          <w:color w:val="auto"/>
-          <w:sz w:val="22"/>
-          <w:szCs w:val="22"/>
-        </w:rPr>
-        <w:t>C++</w:t>
-      </w:r>
-      <w:r>
-        <w:rPr>
-          <w:rFonts w:ascii="Garamond" w:hAnsi="Garamond"/>
-          <w:color w:val="auto"/>
-          <w:sz w:val="22"/>
-          <w:szCs w:val="22"/>
-        </w:rPr>
-        <w:t xml:space="preserve"> – </w:t>
-      </w:r>
-      <w:r>
-        <w:rPr>
-          <w:rFonts w:ascii="Garamond" w:hAnsi="Garamond"/>
-          <w:color w:val="auto"/>
-          <w:sz w:val="22"/>
-          <w:szCs w:val="22"/>
-        </w:rPr>
-        <w:t xml:space="preserve">basic experience and understanding from small university projects </w:t>
+        <w:t xml:space="preserve">Spark </w:t>
+      </w:r>
+      <w:r>
+        <w:rPr>
+          <w:rFonts w:ascii="Garamond" w:hAnsi="Garamond"/>
+          <w:color w:val="auto"/>
+          <w:sz w:val="22"/>
+          <w:szCs w:val="22"/>
+        </w:rPr>
+        <w:t>– Understanding of distributed processing and designing data pipelines for large data sets.</w:t>
       </w:r>
     </w:p>
     <w:p>
@@ -1657,45 +1673,36 @@
           <w:sz w:val="22"/>
           <w:szCs w:val="22"/>
         </w:rPr>
-        <w:t>SQL</w:t>
-      </w:r>
-      <w:r>
-        <w:rPr>
-          <w:rFonts w:ascii="Garamond" w:hAnsi="Garamond"/>
-          <w:color w:val="auto"/>
-          <w:sz w:val="22"/>
-          <w:szCs w:val="22"/>
-        </w:rPr>
-        <w:t xml:space="preserve"> – a variety of SQL experience in working on past projects that include databases, experience with PostgreSQL and </w:t>
-      </w:r>
-      <w:r>
-        <w:rPr>
-          <w:rFonts w:ascii="Garamond" w:hAnsi="Garamond"/>
-          <w:color w:val="auto"/>
-          <w:sz w:val="22"/>
-          <w:szCs w:val="22"/>
-        </w:rPr>
-        <w:t>MySQL.</w:t>
-      </w:r>
-    </w:p>
-    <w:p>
-      <w:pPr>
-        <w:pStyle w:val="Default"/>
-        <w:spacing w:after="3" w:line="252" w:lineRule="auto"/>
-        <w:ind w:left="360"/>
-        <w:rPr>
-          <w:rFonts w:ascii="Garamond" w:hAnsi="Garamond"/>
-          <w:color w:val="auto"/>
-        </w:rPr>
-      </w:pPr>
-      <w:r>
-        <w:rPr>
-          <w:rFonts w:ascii="Garamond" w:hAnsi="Garamond"/>
-          <w:b/>
-          <w:bCs/>
-          <w:color w:val="auto"/>
-        </w:rPr>
-        <w:t>Projects:</w:t>
+        <w:t xml:space="preserve">C &amp; </w:t>
+      </w:r>
+      <w:r>
+        <w:rPr>
+          <w:rFonts w:ascii="Garamond" w:hAnsi="Garamond"/>
+          <w:b/>
+          <w:bCs/>
+          <w:color w:val="auto"/>
+          <w:sz w:val="22"/>
+          <w:szCs w:val="22"/>
+        </w:rPr>
+        <w:t>C++</w:t>
+      </w:r>
+      <w:r>
+        <w:rPr>
+          <w:rFonts w:ascii="Garamond" w:hAnsi="Garamond"/>
+          <w:color w:val="auto"/>
+          <w:sz w:val="22"/>
+          <w:szCs w:val="22"/>
+        </w:rPr>
+        <w:t xml:space="preserve"> – </w:t>
+      </w:r>
+      <w:r>
+        <w:rPr>
+          <w:rFonts w:ascii="Garamond" w:hAnsi="Garamond"/>
+          <w:color w:val="auto"/>
+          <w:sz w:val="22"/>
+          <w:szCs w:val="22"/>
+        </w:rPr>
+        <w:t xml:space="preserve">basic experience and understanding from small university projects </w:t>
       </w:r>
     </w:p>
     <w:p>
@@ -1722,6 +1729,71 @@
           <w:sz w:val="22"/>
           <w:szCs w:val="22"/>
         </w:rPr>
+        <w:t>SQL</w:t>
+      </w:r>
+      <w:r>
+        <w:rPr>
+          <w:rFonts w:ascii="Garamond" w:hAnsi="Garamond"/>
+          <w:color w:val="auto"/>
+          <w:sz w:val="22"/>
+          <w:szCs w:val="22"/>
+        </w:rPr>
+        <w:t xml:space="preserve"> – a variety of SQL experience in working on past projects that include databases, experience with PostgreSQL and </w:t>
+      </w:r>
+      <w:r>
+        <w:rPr>
+          <w:rFonts w:ascii="Garamond" w:hAnsi="Garamond"/>
+          <w:color w:val="auto"/>
+          <w:sz w:val="22"/>
+          <w:szCs w:val="22"/>
+        </w:rPr>
+        <w:t>MySQL.</w:t>
+      </w:r>
+    </w:p>
+    <w:p>
+      <w:pPr>
+        <w:pStyle w:val="Default"/>
+        <w:spacing w:after="3" w:line="252" w:lineRule="auto"/>
+        <w:ind w:left="360"/>
+        <w:rPr>
+          <w:rFonts w:ascii="Garamond" w:hAnsi="Garamond"/>
+          <w:color w:val="auto"/>
+        </w:rPr>
+      </w:pPr>
+      <w:r>
+        <w:rPr>
+          <w:rFonts w:ascii="Garamond" w:hAnsi="Garamond"/>
+          <w:b/>
+          <w:bCs/>
+          <w:color w:val="auto"/>
+        </w:rPr>
+        <w:t>Projects:</w:t>
+      </w:r>
+    </w:p>
+    <w:p>
+      <w:pPr>
+        <w:pStyle w:val="Default"/>
+        <w:numPr>
+          <w:ilvl w:val="1"/>
+          <w:numId w:val="7"/>
+        </w:numPr>
+        <w:spacing w:after="3" w:line="252" w:lineRule="auto"/>
+        <w:rPr>
+          <w:rFonts w:ascii="Garamond" w:hAnsi="Garamond"/>
+          <w:color w:val="auto"/>
+          <w:sz w:val="22"/>
+          <w:szCs w:val="22"/>
+        </w:rPr>
+      </w:pPr>
+      <w:r>
+        <w:rPr>
+          <w:rFonts w:ascii="Garamond" w:hAnsi="Garamond"/>
+          <w:b/>
+          <w:bCs/>
+          <w:color w:val="auto"/>
+          <w:sz w:val="22"/>
+          <w:szCs w:val="22"/>
+        </w:rPr>
         <w:t xml:space="preserve">Research Project </w:t>
       </w:r>
       <w:r>
@@ -1912,28 +1984,37 @@
           <w:sz w:val="22"/>
           <w:szCs w:val="22"/>
         </w:rPr>
-        <w:t xml:space="preserve">Combination of Regression Model and Genetic Algorithm optimization techniques to model weather effects of wind power and find an optimal set of locations across the UK to maximise </w:t>
-      </w:r>
-      <w:proofErr w:type="gramStart"/>
-      <w:r>
-        <w:rPr>
-          <w:rFonts w:ascii="Garamond" w:hAnsi="Garamond"/>
-          <w:color w:val="auto"/>
-          <w:sz w:val="22"/>
-          <w:szCs w:val="22"/>
-        </w:rPr>
-        <w:t>efficiency.</w:t>
-      </w:r>
-      <w:r>
-        <w:rPr>
-          <w:rFonts w:ascii="Garamond" w:hAnsi="Garamond"/>
-          <w:color w:val="auto"/>
-          <w:sz w:val="22"/>
-          <w:szCs w:val="22"/>
-        </w:rPr>
-        <w:t>*</w:t>
-      </w:r>
-      <w:proofErr w:type="gramEnd"/>
+        <w:t xml:space="preserve">Combination of Regression Model and Genetic Algorithm optimization techniques to model weather effects of wind power and find an optimal set of locations across the UK to </w:t>
+      </w:r>
+      <w:proofErr w:type="spellStart"/>
+      <w:r>
+        <w:rPr>
+          <w:rFonts w:ascii="Garamond" w:hAnsi="Garamond"/>
+          <w:color w:val="auto"/>
+          <w:sz w:val="22"/>
+          <w:szCs w:val="22"/>
+        </w:rPr>
+        <w:t>maximise</w:t>
+      </w:r>
+      <w:proofErr w:type="spellEnd"/>
+      <w:r>
+        <w:rPr>
+          <w:rFonts w:ascii="Garamond" w:hAnsi="Garamond"/>
+          <w:color w:val="auto"/>
+          <w:sz w:val="22"/>
+          <w:szCs w:val="22"/>
+        </w:rPr>
+        <w:t xml:space="preserve"> </w:t>
+      </w:r>
+      <w:r>
+        <w:rPr>
+          <w:rFonts w:ascii="Garamond" w:hAnsi="Garamond"/>
+          <w:color w:val="auto"/>
+          <w:sz w:val="22"/>
+          <w:szCs w:val="22"/>
+        </w:rPr>
+        <w:t>efficiency. *</w:t>
+      </w:r>
     </w:p>
     <w:p>
       <w:pPr>
@@ -2153,39 +2234,39 @@
         <w:tabs>
           <w:tab w:val="left" w:pos="1277"/>
         </w:tabs>
+        <w:rPr>
+          <w:rFonts w:ascii="Garamond" w:hAnsi="Garamond"/>
+        </w:rPr>
       </w:pPr>
       <w:r>
         <w:rPr>
           <w:rStyle w:val="EndnoteReference"/>
+          <w:rFonts w:ascii="Garamond" w:hAnsi="Garamond"/>
         </w:rPr>
         <w:t>*</w:t>
       </w:r>
       <w:r>
         <w:rPr>
+          <w:rFonts w:ascii="Garamond" w:hAnsi="Garamond"/>
           <w:i/>
           <w:iCs/>
           <w:sz w:val="20"/>
           <w:szCs w:val="20"/>
         </w:rPr>
-        <w:t xml:space="preserve">Full paper and more details available at </w:t>
-      </w:r>
-      <w:r>
-        <w:rPr>
-          <w:i/>
-          <w:iCs/>
+        <w:t>Full paper and more details available at https://james-a-page.github.io/RenewableOptimisation.pdf</w:t>
+      </w:r>
+      <w:r>
+        <w:rPr>
+          <w:rFonts w:ascii="Garamond" w:hAnsi="Garamond"/>
           <w:sz w:val="20"/>
           <w:szCs w:val="20"/>
         </w:rPr>
-        <w:t>https://james-a-page.github.io/RenewableOptimisation.pdf</w:t>
-      </w:r>
-      <w:r>
-        <w:rPr>
-          <w:sz w:val="20"/>
-          <w:szCs w:val="20"/>
-        </w:rPr>
         <w:t xml:space="preserve"> </w:t>
       </w:r>
       <w:r>
+        <w:rPr>
+          <w:rFonts w:ascii="Garamond" w:hAnsi="Garamond"/>
+        </w:rPr>
         <w:tab/>
       </w:r>
     </w:p>

--- a/CV.docx
+++ b/CV.docx
@@ -271,43 +271,7 @@
           <w:sz w:val="22"/>
           <w:szCs w:val="22"/>
         </w:rPr>
-        <w:t>Member of</w:t>
-      </w:r>
-      <w:r>
-        <w:rPr>
-          <w:rFonts w:ascii="Garamond" w:hAnsi="Garamond"/>
-          <w:color w:val="auto"/>
-          <w:sz w:val="22"/>
-          <w:szCs w:val="22"/>
-        </w:rPr>
-        <w:t xml:space="preserve"> Applied AI</w:t>
-      </w:r>
-      <w:r>
-        <w:rPr>
-          <w:rFonts w:ascii="Garamond" w:hAnsi="Garamond"/>
-          <w:color w:val="auto"/>
-          <w:sz w:val="22"/>
-          <w:szCs w:val="22"/>
-        </w:rPr>
-        <w:t xml:space="preserve"> Engineering team – working on scal</w:t>
-      </w:r>
-      <w:r>
-        <w:rPr>
-          <w:rFonts w:ascii="Garamond" w:hAnsi="Garamond"/>
-          <w:color w:val="auto"/>
-          <w:sz w:val="22"/>
-          <w:szCs w:val="22"/>
-        </w:rPr>
-        <w:t>able</w:t>
-      </w:r>
-      <w:r>
-        <w:rPr>
-          <w:rFonts w:ascii="Garamond" w:hAnsi="Garamond"/>
-          <w:color w:val="auto"/>
-          <w:sz w:val="22"/>
-          <w:szCs w:val="22"/>
-        </w:rPr>
-        <w:t xml:space="preserve"> implementations of firm wide AI/ML problems.</w:t>
+        <w:t>Worked in a small agile team with a mix of engineers and data scientists,</w:t>
       </w:r>
     </w:p>
     <w:p>
@@ -330,16 +294,95 @@
           <w:sz w:val="22"/>
           <w:szCs w:val="22"/>
         </w:rPr>
-        <w:t>Worked on projects using Spark, Python</w:t>
-      </w:r>
-      <w:r>
-        <w:rPr>
-          <w:rFonts w:ascii="Garamond" w:hAnsi="Garamond"/>
-          <w:color w:val="auto"/>
-          <w:sz w:val="22"/>
-          <w:szCs w:val="22"/>
-        </w:rPr>
-        <w:t xml:space="preserve"> implemented across combination of AWS and internal hosting servers.</w:t>
+        <w:t>Member of</w:t>
+      </w:r>
+      <w:r>
+        <w:rPr>
+          <w:rFonts w:ascii="Garamond" w:hAnsi="Garamond"/>
+          <w:color w:val="auto"/>
+          <w:sz w:val="22"/>
+          <w:szCs w:val="22"/>
+        </w:rPr>
+        <w:t xml:space="preserve"> an Applied AI</w:t>
+      </w:r>
+      <w:r>
+        <w:rPr>
+          <w:rFonts w:ascii="Garamond" w:hAnsi="Garamond"/>
+          <w:color w:val="auto"/>
+          <w:sz w:val="22"/>
+          <w:szCs w:val="22"/>
+        </w:rPr>
+        <w:t xml:space="preserve"> Engineering team – working on sca</w:t>
+      </w:r>
+      <w:r>
+        <w:rPr>
+          <w:rFonts w:ascii="Garamond" w:hAnsi="Garamond"/>
+          <w:color w:val="auto"/>
+          <w:sz w:val="22"/>
+          <w:szCs w:val="22"/>
+        </w:rPr>
+        <w:t>lable</w:t>
+      </w:r>
+      <w:r>
+        <w:rPr>
+          <w:rFonts w:ascii="Garamond" w:hAnsi="Garamond"/>
+          <w:color w:val="auto"/>
+          <w:sz w:val="22"/>
+          <w:szCs w:val="22"/>
+        </w:rPr>
+        <w:t xml:space="preserve"> implementations of firm wide AI/ML problems</w:t>
+      </w:r>
+      <w:r>
+        <w:rPr>
+          <w:rFonts w:ascii="Garamond" w:hAnsi="Garamond"/>
+          <w:color w:val="auto"/>
+          <w:sz w:val="22"/>
+          <w:szCs w:val="22"/>
+        </w:rPr>
+        <w:t>,</w:t>
+      </w:r>
+    </w:p>
+    <w:p>
+      <w:pPr>
+        <w:pStyle w:val="Default"/>
+        <w:numPr>
+          <w:ilvl w:val="0"/>
+          <w:numId w:val="39"/>
+        </w:numPr>
+        <w:spacing w:line="252" w:lineRule="auto"/>
+        <w:rPr>
+          <w:rFonts w:ascii="Garamond" w:hAnsi="Garamond"/>
+          <w:color w:val="auto"/>
+        </w:rPr>
+      </w:pPr>
+      <w:r>
+        <w:rPr>
+          <w:rFonts w:ascii="Garamond" w:hAnsi="Garamond"/>
+          <w:color w:val="auto"/>
+          <w:sz w:val="22"/>
+          <w:szCs w:val="22"/>
+        </w:rPr>
+        <w:t xml:space="preserve">Designed and deployed cloud solution to AWS Lambda and EKS for real world AI problem, using Terraform, Helm and </w:t>
+      </w:r>
+      <w:proofErr w:type="spellStart"/>
+      <w:r>
+        <w:rPr>
+          <w:rFonts w:ascii="Garamond" w:hAnsi="Garamond"/>
+          <w:color w:val="auto"/>
+          <w:sz w:val="22"/>
+          <w:szCs w:val="22"/>
+        </w:rPr>
+        <w:t>FastAPI</w:t>
+      </w:r>
+      <w:proofErr w:type="spellEnd"/>
+      <w:r>
+        <w:rPr>
+          <w:rFonts w:ascii="Garamond" w:hAnsi="Garamond"/>
+          <w:color w:val="auto"/>
+          <w:sz w:val="22"/>
+          <w:szCs w:val="22"/>
+        </w:rPr>
+        <w:t>.</w:t>
       </w:r>
     </w:p>
     <w:p>
@@ -1142,8 +1185,8 @@
           <w:b/>
           <w:bCs/>
           <w:color w:val="auto"/>
-          <w:sz w:val="22"/>
-          <w:szCs w:val="28"/>
+          <w:sz w:val="18"/>
+          <w:szCs w:val="22"/>
         </w:rPr>
       </w:pPr>
     </w:p>
@@ -2024,8 +2067,8 @@
         <w:rPr>
           <w:rFonts w:ascii="Garamond" w:hAnsi="Garamond"/>
           <w:color w:val="auto"/>
-          <w:sz w:val="22"/>
-          <w:szCs w:val="22"/>
+          <w:sz w:val="12"/>
+          <w:szCs w:val="12"/>
         </w:rPr>
       </w:pPr>
     </w:p>
@@ -2174,8 +2217,8 @@
         <w:rPr>
           <w:rFonts w:ascii="Garamond" w:hAnsi="Garamond"/>
           <w:color w:val="auto"/>
-          <w:sz w:val="22"/>
-          <w:szCs w:val="22"/>
+          <w:sz w:val="12"/>
+          <w:szCs w:val="12"/>
         </w:rPr>
       </w:pPr>
     </w:p>
@@ -2224,8 +2267,8 @@
         <w:rPr>
           <w:rFonts w:ascii="Garamond" w:hAnsi="Garamond"/>
           <w:color w:val="auto"/>
-          <w:sz w:val="22"/>
-          <w:szCs w:val="22"/>
+          <w:sz w:val="12"/>
+          <w:szCs w:val="12"/>
         </w:rPr>
       </w:pPr>
     </w:p>

--- a/CV.docx
+++ b/CV.docx
@@ -102,7 +102,7 @@
           <w:color w:val="auto"/>
           <w:sz w:val="32"/>
         </w:rPr>
-        <w:t>Coventry</w:t>
+        <w:t>Leamington Spa</w:t>
       </w:r>
     </w:p>
     <w:p>
@@ -1180,6 +1180,77 @@
       <w:pPr>
         <w:pStyle w:val="Default"/>
         <w:spacing w:line="252" w:lineRule="auto"/>
+        <w:ind w:left="720"/>
+        <w:rPr>
+          <w:rFonts w:ascii="Garamond" w:hAnsi="Garamond"/>
+          <w:color w:val="auto"/>
+          <w:sz w:val="22"/>
+          <w:szCs w:val="28"/>
+        </w:rPr>
+      </w:pPr>
+      <w:r>
+        <w:rPr>
+          <w:rFonts w:ascii="Garamond" w:hAnsi="Garamond"/>
+          <w:color w:val="auto"/>
+          <w:sz w:val="22"/>
+          <w:szCs w:val="28"/>
+        </w:rPr>
+        <w:t>Studies covering theory from algorithms &amp; data structures to game theory and computational learning,</w:t>
+      </w:r>
+      <w:r>
+        <w:rPr>
+          <w:rFonts w:ascii="Garamond" w:hAnsi="Garamond"/>
+          <w:color w:val="auto"/>
+          <w:sz w:val="22"/>
+          <w:szCs w:val="28"/>
+        </w:rPr>
+        <w:t xml:space="preserve"> applied experience in machine learning techniques including image analysis &amp; computer vision, and independent </w:t>
+      </w:r>
+    </w:p>
+    <w:p>
+      <w:pPr>
+        <w:pStyle w:val="Default"/>
+        <w:spacing w:line="252" w:lineRule="auto"/>
+        <w:ind w:left="720"/>
+        <w:rPr>
+          <w:rFonts w:ascii="Garamond" w:hAnsi="Garamond"/>
+          <w:color w:val="auto"/>
+          <w:sz w:val="22"/>
+          <w:szCs w:val="28"/>
+        </w:rPr>
+      </w:pPr>
+      <w:r>
+        <w:rPr>
+          <w:rFonts w:ascii="Garamond" w:hAnsi="Garamond"/>
+          <w:color w:val="auto"/>
+          <w:sz w:val="22"/>
+          <w:szCs w:val="28"/>
+        </w:rPr>
+        <w:t xml:space="preserve">projects covering </w:t>
+      </w:r>
+      <w:r>
+        <w:rPr>
+          <w:rFonts w:ascii="Garamond" w:hAnsi="Garamond"/>
+          <w:color w:val="auto"/>
+          <w:sz w:val="22"/>
+          <w:szCs w:val="28"/>
+        </w:rPr>
+        <w:t xml:space="preserve">research and application </w:t>
+      </w:r>
+      <w:r>
+        <w:rPr>
+          <w:rFonts w:ascii="Garamond" w:hAnsi="Garamond"/>
+          <w:color w:val="auto"/>
+          <w:sz w:val="22"/>
+          <w:szCs w:val="28"/>
+        </w:rPr>
+        <w:t>of AI in different areas.</w:t>
+      </w:r>
+    </w:p>
+    <w:p>
+      <w:pPr>
+        <w:pStyle w:val="Default"/>
+        <w:spacing w:line="252" w:lineRule="auto"/>
         <w:rPr>
           <w:rFonts w:ascii="Garamond" w:hAnsi="Garamond"/>
           <w:b/>
@@ -1310,193 +1381,14 @@
       <w:pPr>
         <w:pStyle w:val="Default"/>
         <w:spacing w:line="252" w:lineRule="auto"/>
-        <w:rPr>
-          <w:rFonts w:ascii="Garamond" w:hAnsi="Garamond"/>
-          <w:b/>
-          <w:bCs/>
-          <w:color w:val="auto"/>
-          <w:sz w:val="20"/>
-        </w:rPr>
-      </w:pPr>
-      <w:r>
-        <w:rPr>
-          <w:rFonts w:ascii="Garamond" w:hAnsi="Garamond"/>
-          <w:b/>
-          <w:bCs/>
-          <w:color w:val="auto"/>
-          <w:sz w:val="20"/>
-        </w:rPr>
-        <w:t xml:space="preserve">    </w:t>
-      </w:r>
-      <w:r>
-        <w:rPr>
-          <w:rFonts w:ascii="Garamond" w:hAnsi="Garamond"/>
-          <w:b/>
-          <w:bCs/>
-          <w:color w:val="auto"/>
-          <w:sz w:val="22"/>
-          <w:szCs w:val="28"/>
-        </w:rPr>
-        <w:t>A-Levels:</w:t>
-      </w:r>
-    </w:p>
-    <w:tbl>
-      <w:tblPr>
-        <w:tblStyle w:val="TableGrid"/>
-        <w:tblW w:w="0" w:type="auto"/>
-        <w:tblBorders>
-          <w:top w:val="none" w:sz="0" w:space="0" w:color="auto"/>
-          <w:left w:val="none" w:sz="0" w:space="0" w:color="auto"/>
-          <w:bottom w:val="none" w:sz="0" w:space="0" w:color="auto"/>
-          <w:right w:val="none" w:sz="0" w:space="0" w:color="auto"/>
-          <w:insideH w:val="none" w:sz="0" w:space="0" w:color="auto"/>
-          <w:insideV w:val="none" w:sz="0" w:space="0" w:color="auto"/>
-        </w:tblBorders>
-        <w:tblLook w:val="04A0" w:firstRow="1" w:lastRow="0" w:firstColumn="1" w:lastColumn="0" w:noHBand="0" w:noVBand="1"/>
-      </w:tblPr>
-      <w:tblGrid>
-        <w:gridCol w:w="5395"/>
-        <w:gridCol w:w="5395"/>
-      </w:tblGrid>
-      <w:tr>
-        <w:tc>
-          <w:tcPr>
-            <w:tcW w:w="5395" w:type="dxa"/>
-          </w:tcPr>
-          <w:p>
-            <w:pPr>
-              <w:pStyle w:val="Default"/>
-              <w:numPr>
-                <w:ilvl w:val="0"/>
-                <w:numId w:val="36"/>
-              </w:numPr>
-              <w:spacing w:line="252" w:lineRule="auto"/>
-              <w:rPr>
-                <w:rFonts w:ascii="Garamond" w:hAnsi="Garamond"/>
-                <w:color w:val="auto"/>
-                <w:sz w:val="22"/>
-                <w:szCs w:val="28"/>
-              </w:rPr>
-            </w:pPr>
-            <w:r>
-              <w:rPr>
-                <w:rFonts w:ascii="Garamond" w:hAnsi="Garamond"/>
-                <w:color w:val="auto"/>
-                <w:sz w:val="22"/>
-                <w:szCs w:val="28"/>
-              </w:rPr>
-              <w:t>Mathematics – A*</w:t>
-            </w:r>
-          </w:p>
-        </w:tc>
-        <w:tc>
-          <w:tcPr>
-            <w:tcW w:w="5395" w:type="dxa"/>
-          </w:tcPr>
-          <w:p>
-            <w:pPr>
-              <w:pStyle w:val="Default"/>
-              <w:numPr>
-                <w:ilvl w:val="0"/>
-                <w:numId w:val="36"/>
-              </w:numPr>
-              <w:spacing w:line="252" w:lineRule="auto"/>
-              <w:rPr>
-                <w:rFonts w:ascii="Garamond" w:hAnsi="Garamond"/>
-                <w:b/>
-                <w:bCs/>
-                <w:color w:val="auto"/>
-                <w:sz w:val="22"/>
-                <w:szCs w:val="28"/>
-              </w:rPr>
-            </w:pPr>
-            <w:r>
-              <w:rPr>
-                <w:rFonts w:ascii="Garamond" w:hAnsi="Garamond"/>
-                <w:color w:val="auto"/>
-                <w:sz w:val="22"/>
-                <w:szCs w:val="28"/>
-              </w:rPr>
-              <w:t>Physics – A</w:t>
-            </w:r>
-          </w:p>
-        </w:tc>
-      </w:tr>
-      <w:tr>
-        <w:tc>
-          <w:tcPr>
-            <w:tcW w:w="5395" w:type="dxa"/>
-          </w:tcPr>
-          <w:p>
-            <w:pPr>
-              <w:pStyle w:val="Default"/>
-              <w:numPr>
-                <w:ilvl w:val="0"/>
-                <w:numId w:val="36"/>
-              </w:numPr>
-              <w:spacing w:line="252" w:lineRule="auto"/>
-              <w:rPr>
-                <w:rFonts w:ascii="Garamond" w:hAnsi="Garamond"/>
-                <w:color w:val="auto"/>
-                <w:sz w:val="22"/>
-                <w:szCs w:val="28"/>
-              </w:rPr>
-            </w:pPr>
-            <w:r>
-              <w:rPr>
-                <w:rFonts w:ascii="Garamond" w:hAnsi="Garamond"/>
-                <w:color w:val="auto"/>
-                <w:sz w:val="22"/>
-                <w:szCs w:val="28"/>
-              </w:rPr>
-              <w:t>Further Mathematics - A</w:t>
-            </w:r>
-          </w:p>
-        </w:tc>
-        <w:tc>
-          <w:tcPr>
-            <w:tcW w:w="5395" w:type="dxa"/>
-          </w:tcPr>
-          <w:p>
-            <w:pPr>
-              <w:pStyle w:val="Default"/>
-              <w:numPr>
-                <w:ilvl w:val="0"/>
-                <w:numId w:val="36"/>
-              </w:numPr>
-              <w:spacing w:line="252" w:lineRule="auto"/>
-              <w:rPr>
-                <w:rFonts w:ascii="Garamond" w:hAnsi="Garamond"/>
-                <w:b/>
-                <w:bCs/>
-                <w:color w:val="auto"/>
-                <w:sz w:val="22"/>
-                <w:szCs w:val="28"/>
-              </w:rPr>
-            </w:pPr>
-            <w:r>
-              <w:rPr>
-                <w:rFonts w:ascii="Garamond" w:hAnsi="Garamond"/>
-                <w:color w:val="auto"/>
-                <w:sz w:val="22"/>
-                <w:szCs w:val="28"/>
-              </w:rPr>
-              <w:t>Computer Science – A</w:t>
-            </w:r>
-          </w:p>
-        </w:tc>
-      </w:tr>
-    </w:tbl>
-    <w:p>
-      <w:pPr>
-        <w:pStyle w:val="Default"/>
-        <w:spacing w:line="252" w:lineRule="auto"/>
-        <w:rPr>
-          <w:rFonts w:ascii="Garamond" w:hAnsi="Garamond"/>
-          <w:b/>
-          <w:bCs/>
-          <w:color w:val="auto"/>
-          <w:sz w:val="20"/>
+        <w:jc w:val="right"/>
+        <w:rPr>
+          <w:rFonts w:ascii="Garamond" w:hAnsi="Garamond"/>
+          <w:b/>
+          <w:bCs/>
+          <w:color w:val="auto"/>
+          <w:sz w:val="18"/>
+          <w:szCs w:val="18"/>
         </w:rPr>
       </w:pPr>
     </w:p>
@@ -1608,16 +1500,16 @@
           <w:sz w:val="22"/>
           <w:szCs w:val="22"/>
         </w:rPr>
-        <w:t xml:space="preserve"> – lots of experience through university work and external projects</w:t>
-      </w:r>
-      <w:r>
-        <w:rPr>
-          <w:rFonts w:ascii="Garamond" w:hAnsi="Garamond"/>
-          <w:color w:val="auto"/>
-          <w:sz w:val="22"/>
-          <w:szCs w:val="22"/>
-        </w:rPr>
-        <w:t>.</w:t>
+        <w:t xml:space="preserve"> – </w:t>
+      </w:r>
+      <w:r>
+        <w:rPr>
+          <w:rFonts w:ascii="Garamond" w:hAnsi="Garamond"/>
+          <w:color w:val="auto"/>
+          <w:sz w:val="22"/>
+          <w:szCs w:val="22"/>
+        </w:rPr>
+        <w:t>Professional development experience working on a large spring project, as well as implementing AWS integration.</w:t>
       </w:r>
     </w:p>
     <w:p>
@@ -1653,7 +1545,16 @@
           <w:sz w:val="22"/>
           <w:szCs w:val="22"/>
         </w:rPr>
-        <w:t xml:space="preserve"> – experience writing a large range of projects, from algorithm problems and web backends in Django and flask.</w:t>
+        <w:t xml:space="preserve"> – </w:t>
+      </w:r>
+      <w:r>
+        <w:rPr>
+          <w:rFonts w:ascii="Garamond" w:hAnsi="Garamond"/>
+          <w:color w:val="auto"/>
+          <w:sz w:val="22"/>
+          <w:szCs w:val="22"/>
+        </w:rPr>
+        <w:t xml:space="preserve">Professional experience in writing production ready code, as well as experience rapidly prototyping ideas in research project contexts. </w:t>
       </w:r>
     </w:p>
     <w:p>
@@ -1689,7 +1590,25 @@
           <w:sz w:val="22"/>
           <w:szCs w:val="22"/>
         </w:rPr>
-        <w:t>– Understanding of distributed processing and designing data pipelines for large data sets.</w:t>
+        <w:t xml:space="preserve">– Understanding </w:t>
+      </w:r>
+      <w:r>
+        <w:rPr>
+          <w:rFonts w:ascii="Garamond" w:hAnsi="Garamond"/>
+          <w:color w:val="auto"/>
+          <w:sz w:val="22"/>
+          <w:szCs w:val="22"/>
+        </w:rPr>
+        <w:t xml:space="preserve">and application experience </w:t>
+      </w:r>
+      <w:r>
+        <w:rPr>
+          <w:rFonts w:ascii="Garamond" w:hAnsi="Garamond"/>
+          <w:color w:val="auto"/>
+          <w:sz w:val="22"/>
+          <w:szCs w:val="22"/>
+        </w:rPr>
+        <w:t>of distributed processing and designing data pipelines for large data sets.</w:t>
       </w:r>
     </w:p>
     <w:p>
@@ -1716,18 +1635,7 @@
           <w:sz w:val="22"/>
           <w:szCs w:val="22"/>
         </w:rPr>
-        <w:t xml:space="preserve">C &amp; </w:t>
-      </w:r>
-      <w:r>
-        <w:rPr>
-          <w:rFonts w:ascii="Garamond" w:hAnsi="Garamond"/>
-          <w:b/>
-          <w:bCs/>
-          <w:color w:val="auto"/>
-          <w:sz w:val="22"/>
-          <w:szCs w:val="22"/>
-        </w:rPr>
-        <w:t>C++</w:t>
+        <w:t>SQL</w:t>
       </w:r>
       <w:r>
         <w:rPr>
@@ -1745,7 +1653,27 @@
           <w:sz w:val="22"/>
           <w:szCs w:val="22"/>
         </w:rPr>
-        <w:t xml:space="preserve">basic experience and understanding from small university projects </w:t>
+        <w:t>Solid understanding of SQL in use from database design to query systems.</w:t>
+      </w:r>
+    </w:p>
+    <w:p>
+      <w:pPr>
+        <w:pStyle w:val="Default"/>
+        <w:spacing w:after="3" w:line="252" w:lineRule="auto"/>
+        <w:ind w:left="360"/>
+        <w:rPr>
+          <w:rFonts w:ascii="Garamond" w:hAnsi="Garamond"/>
+          <w:color w:val="auto"/>
+        </w:rPr>
+      </w:pPr>
+      <w:r>
+        <w:rPr>
+          <w:rFonts w:ascii="Garamond" w:hAnsi="Garamond"/>
+          <w:b/>
+          <w:bCs/>
+          <w:color w:val="auto"/>
+        </w:rPr>
+        <w:t>Projects:</w:t>
       </w:r>
     </w:p>
     <w:p>
@@ -1772,46 +1700,240 @@
           <w:sz w:val="22"/>
           <w:szCs w:val="22"/>
         </w:rPr>
-        <w:t>SQL</w:t>
-      </w:r>
-      <w:r>
-        <w:rPr>
-          <w:rFonts w:ascii="Garamond" w:hAnsi="Garamond"/>
-          <w:color w:val="auto"/>
-          <w:sz w:val="22"/>
-          <w:szCs w:val="22"/>
-        </w:rPr>
-        <w:t xml:space="preserve"> – a variety of SQL experience in working on past projects that include databases, experience with PostgreSQL and </w:t>
-      </w:r>
-      <w:r>
-        <w:rPr>
-          <w:rFonts w:ascii="Garamond" w:hAnsi="Garamond"/>
-          <w:color w:val="auto"/>
-          <w:sz w:val="22"/>
-          <w:szCs w:val="22"/>
-        </w:rPr>
-        <w:t>MySQL.</w:t>
+        <w:t xml:space="preserve">Research Project </w:t>
+      </w:r>
+      <w:r>
+        <w:rPr>
+          <w:rFonts w:ascii="Garamond" w:hAnsi="Garamond"/>
+          <w:b/>
+          <w:bCs/>
+          <w:color w:val="auto"/>
+          <w:sz w:val="22"/>
+          <w:szCs w:val="22"/>
+        </w:rPr>
+        <w:t xml:space="preserve">– Efficient </w:t>
+      </w:r>
+      <w:r>
+        <w:rPr>
+          <w:rFonts w:ascii="Garamond" w:hAnsi="Garamond"/>
+          <w:b/>
+          <w:bCs/>
+          <w:color w:val="auto"/>
+          <w:sz w:val="22"/>
+          <w:szCs w:val="22"/>
+        </w:rPr>
+        <w:t>A</w:t>
+      </w:r>
+      <w:r>
+        <w:rPr>
+          <w:rFonts w:ascii="Garamond" w:hAnsi="Garamond"/>
+          <w:b/>
+          <w:bCs/>
+          <w:color w:val="auto"/>
+          <w:sz w:val="22"/>
+          <w:szCs w:val="22"/>
+        </w:rPr>
+        <w:t xml:space="preserve">llocation of </w:t>
+      </w:r>
+      <w:r>
+        <w:rPr>
+          <w:rFonts w:ascii="Garamond" w:hAnsi="Garamond"/>
+          <w:b/>
+          <w:bCs/>
+          <w:color w:val="auto"/>
+          <w:sz w:val="22"/>
+          <w:szCs w:val="22"/>
+        </w:rPr>
+        <w:t>R</w:t>
+      </w:r>
+      <w:r>
+        <w:rPr>
+          <w:rFonts w:ascii="Garamond" w:hAnsi="Garamond"/>
+          <w:b/>
+          <w:bCs/>
+          <w:color w:val="auto"/>
+          <w:sz w:val="22"/>
+          <w:szCs w:val="22"/>
+        </w:rPr>
+        <w:t xml:space="preserve">enewable </w:t>
+      </w:r>
+      <w:r>
+        <w:rPr>
+          <w:rFonts w:ascii="Garamond" w:hAnsi="Garamond"/>
+          <w:b/>
+          <w:bCs/>
+          <w:color w:val="auto"/>
+          <w:sz w:val="22"/>
+          <w:szCs w:val="22"/>
+        </w:rPr>
+        <w:t>E</w:t>
+      </w:r>
+      <w:r>
+        <w:rPr>
+          <w:rFonts w:ascii="Garamond" w:hAnsi="Garamond"/>
+          <w:b/>
+          <w:bCs/>
+          <w:color w:val="auto"/>
+          <w:sz w:val="22"/>
+          <w:szCs w:val="22"/>
+        </w:rPr>
+        <w:t xml:space="preserve">nergy </w:t>
+      </w:r>
+      <w:r>
+        <w:rPr>
+          <w:rFonts w:ascii="Garamond" w:hAnsi="Garamond"/>
+          <w:b/>
+          <w:bCs/>
+          <w:color w:val="auto"/>
+          <w:sz w:val="22"/>
+          <w:szCs w:val="22"/>
+        </w:rPr>
+        <w:t>S</w:t>
+      </w:r>
+      <w:r>
+        <w:rPr>
+          <w:rFonts w:ascii="Garamond" w:hAnsi="Garamond"/>
+          <w:b/>
+          <w:bCs/>
+          <w:color w:val="auto"/>
+          <w:sz w:val="22"/>
+          <w:szCs w:val="22"/>
+        </w:rPr>
+        <w:t xml:space="preserve">ources </w:t>
+      </w:r>
+      <w:r>
+        <w:rPr>
+          <w:rFonts w:ascii="Garamond" w:hAnsi="Garamond"/>
+          <w:b/>
+          <w:bCs/>
+          <w:color w:val="auto"/>
+          <w:sz w:val="22"/>
+          <w:szCs w:val="22"/>
+        </w:rPr>
+        <w:t>U</w:t>
+      </w:r>
+      <w:r>
+        <w:rPr>
+          <w:rFonts w:ascii="Garamond" w:hAnsi="Garamond"/>
+          <w:b/>
+          <w:bCs/>
+          <w:color w:val="auto"/>
+          <w:sz w:val="22"/>
+          <w:szCs w:val="22"/>
+        </w:rPr>
+        <w:t xml:space="preserve">nder </w:t>
+      </w:r>
+      <w:r>
+        <w:rPr>
+          <w:rFonts w:ascii="Garamond" w:hAnsi="Garamond"/>
+          <w:b/>
+          <w:bCs/>
+          <w:color w:val="auto"/>
+          <w:sz w:val="22"/>
+          <w:szCs w:val="22"/>
+        </w:rPr>
+        <w:t>U</w:t>
+      </w:r>
+      <w:r>
+        <w:rPr>
+          <w:rFonts w:ascii="Garamond" w:hAnsi="Garamond"/>
+          <w:b/>
+          <w:bCs/>
+          <w:color w:val="auto"/>
+          <w:sz w:val="22"/>
+          <w:szCs w:val="22"/>
+        </w:rPr>
+        <w:t xml:space="preserve">ncertainty </w:t>
+      </w:r>
+      <w:r>
+        <w:rPr>
+          <w:rFonts w:ascii="Garamond" w:hAnsi="Garamond"/>
+          <w:b/>
+          <w:bCs/>
+          <w:color w:val="auto"/>
+          <w:sz w:val="22"/>
+          <w:szCs w:val="22"/>
+        </w:rPr>
+        <w:t>A</w:t>
+      </w:r>
+      <w:r>
+        <w:rPr>
+          <w:rFonts w:ascii="Garamond" w:hAnsi="Garamond"/>
+          <w:b/>
+          <w:bCs/>
+          <w:color w:val="auto"/>
+          <w:sz w:val="22"/>
+          <w:szCs w:val="22"/>
+        </w:rPr>
+        <w:t>cross the UK</w:t>
       </w:r>
     </w:p>
     <w:p>
       <w:pPr>
         <w:pStyle w:val="Default"/>
+        <w:numPr>
+          <w:ilvl w:val="2"/>
+          <w:numId w:val="7"/>
+        </w:numPr>
         <w:spacing w:after="3" w:line="252" w:lineRule="auto"/>
-        <w:ind w:left="360"/>
-        <w:rPr>
-          <w:rFonts w:ascii="Garamond" w:hAnsi="Garamond"/>
-          <w:color w:val="auto"/>
-        </w:rPr>
-      </w:pPr>
-      <w:r>
-        <w:rPr>
-          <w:rFonts w:ascii="Garamond" w:hAnsi="Garamond"/>
-          <w:b/>
-          <w:bCs/>
-          <w:color w:val="auto"/>
-        </w:rPr>
-        <w:t>Projects:</w:t>
-      </w:r>
+        <w:rPr>
+          <w:rFonts w:ascii="Garamond" w:hAnsi="Garamond"/>
+          <w:color w:val="auto"/>
+          <w:sz w:val="22"/>
+          <w:szCs w:val="22"/>
+        </w:rPr>
+      </w:pPr>
+      <w:r>
+        <w:rPr>
+          <w:rFonts w:ascii="Garamond" w:hAnsi="Garamond"/>
+          <w:color w:val="auto"/>
+          <w:sz w:val="22"/>
+          <w:szCs w:val="22"/>
+        </w:rPr>
+        <w:t xml:space="preserve">Combination of Regression Model and Genetic Algorithm optimization techniques to model weather effects of wind power and find an optimal set of locations across the UK to </w:t>
+      </w:r>
+      <w:proofErr w:type="spellStart"/>
+      <w:r>
+        <w:rPr>
+          <w:rFonts w:ascii="Garamond" w:hAnsi="Garamond"/>
+          <w:color w:val="auto"/>
+          <w:sz w:val="22"/>
+          <w:szCs w:val="22"/>
+        </w:rPr>
+        <w:t>maximise</w:t>
+      </w:r>
+      <w:proofErr w:type="spellEnd"/>
+      <w:r>
+        <w:rPr>
+          <w:rFonts w:ascii="Garamond" w:hAnsi="Garamond"/>
+          <w:color w:val="auto"/>
+          <w:sz w:val="22"/>
+          <w:szCs w:val="22"/>
+        </w:rPr>
+        <w:t xml:space="preserve"> </w:t>
+      </w:r>
+      <w:r>
+        <w:rPr>
+          <w:rFonts w:ascii="Garamond" w:hAnsi="Garamond"/>
+          <w:color w:val="auto"/>
+          <w:sz w:val="22"/>
+          <w:szCs w:val="22"/>
+        </w:rPr>
+        <w:t>efficiency. *</w:t>
+      </w:r>
+    </w:p>
+    <w:p>
+      <w:pPr>
+        <w:pStyle w:val="Default"/>
+        <w:spacing w:after="3" w:line="252" w:lineRule="auto"/>
+        <w:ind w:left="1800"/>
+        <w:rPr>
+          <w:rFonts w:ascii="Garamond" w:hAnsi="Garamond"/>
+          <w:color w:val="auto"/>
+          <w:sz w:val="12"/>
+          <w:szCs w:val="12"/>
+        </w:rPr>
+      </w:pPr>
     </w:p>
     <w:p>
       <w:pPr>
@@ -1823,186 +1945,34 @@
         <w:spacing w:after="3" w:line="252" w:lineRule="auto"/>
         <w:rPr>
           <w:rFonts w:ascii="Garamond" w:hAnsi="Garamond"/>
-          <w:color w:val="auto"/>
-          <w:sz w:val="22"/>
-          <w:szCs w:val="22"/>
-        </w:rPr>
-      </w:pPr>
-      <w:r>
-        <w:rPr>
-          <w:rFonts w:ascii="Garamond" w:hAnsi="Garamond"/>
-          <w:b/>
-          <w:bCs/>
-          <w:color w:val="auto"/>
-          <w:sz w:val="22"/>
-          <w:szCs w:val="22"/>
-        </w:rPr>
-        <w:t xml:space="preserve">Research Project </w:t>
-      </w:r>
-      <w:r>
-        <w:rPr>
-          <w:rFonts w:ascii="Garamond" w:hAnsi="Garamond"/>
-          <w:b/>
-          <w:bCs/>
-          <w:color w:val="auto"/>
-          <w:sz w:val="22"/>
-          <w:szCs w:val="22"/>
-        </w:rPr>
-        <w:t xml:space="preserve">– Efficient </w:t>
-      </w:r>
-      <w:r>
-        <w:rPr>
-          <w:rFonts w:ascii="Garamond" w:hAnsi="Garamond"/>
-          <w:b/>
-          <w:bCs/>
-          <w:color w:val="auto"/>
-          <w:sz w:val="22"/>
-          <w:szCs w:val="22"/>
-        </w:rPr>
-        <w:t>A</w:t>
-      </w:r>
-      <w:r>
-        <w:rPr>
-          <w:rFonts w:ascii="Garamond" w:hAnsi="Garamond"/>
-          <w:b/>
-          <w:bCs/>
-          <w:color w:val="auto"/>
-          <w:sz w:val="22"/>
-          <w:szCs w:val="22"/>
-        </w:rPr>
-        <w:t xml:space="preserve">llocation of </w:t>
-      </w:r>
-      <w:r>
-        <w:rPr>
-          <w:rFonts w:ascii="Garamond" w:hAnsi="Garamond"/>
-          <w:b/>
-          <w:bCs/>
-          <w:color w:val="auto"/>
-          <w:sz w:val="22"/>
-          <w:szCs w:val="22"/>
-        </w:rPr>
-        <w:t>R</w:t>
-      </w:r>
-      <w:r>
-        <w:rPr>
-          <w:rFonts w:ascii="Garamond" w:hAnsi="Garamond"/>
-          <w:b/>
-          <w:bCs/>
-          <w:color w:val="auto"/>
-          <w:sz w:val="22"/>
-          <w:szCs w:val="22"/>
-        </w:rPr>
-        <w:t xml:space="preserve">enewable </w:t>
-      </w:r>
-      <w:r>
-        <w:rPr>
-          <w:rFonts w:ascii="Garamond" w:hAnsi="Garamond"/>
-          <w:b/>
-          <w:bCs/>
-          <w:color w:val="auto"/>
-          <w:sz w:val="22"/>
-          <w:szCs w:val="22"/>
-        </w:rPr>
-        <w:t>E</w:t>
-      </w:r>
-      <w:r>
-        <w:rPr>
-          <w:rFonts w:ascii="Garamond" w:hAnsi="Garamond"/>
-          <w:b/>
-          <w:bCs/>
-          <w:color w:val="auto"/>
-          <w:sz w:val="22"/>
-          <w:szCs w:val="22"/>
-        </w:rPr>
-        <w:t xml:space="preserve">nergy </w:t>
-      </w:r>
-      <w:r>
-        <w:rPr>
-          <w:rFonts w:ascii="Garamond" w:hAnsi="Garamond"/>
-          <w:b/>
-          <w:bCs/>
-          <w:color w:val="auto"/>
-          <w:sz w:val="22"/>
-          <w:szCs w:val="22"/>
-        </w:rPr>
-        <w:t>S</w:t>
-      </w:r>
-      <w:r>
-        <w:rPr>
-          <w:rFonts w:ascii="Garamond" w:hAnsi="Garamond"/>
-          <w:b/>
-          <w:bCs/>
-          <w:color w:val="auto"/>
-          <w:sz w:val="22"/>
-          <w:szCs w:val="22"/>
-        </w:rPr>
-        <w:t xml:space="preserve">ources </w:t>
-      </w:r>
-      <w:r>
-        <w:rPr>
-          <w:rFonts w:ascii="Garamond" w:hAnsi="Garamond"/>
-          <w:b/>
-          <w:bCs/>
-          <w:color w:val="auto"/>
-          <w:sz w:val="22"/>
-          <w:szCs w:val="22"/>
-        </w:rPr>
-        <w:t>U</w:t>
-      </w:r>
-      <w:r>
-        <w:rPr>
-          <w:rFonts w:ascii="Garamond" w:hAnsi="Garamond"/>
-          <w:b/>
-          <w:bCs/>
-          <w:color w:val="auto"/>
-          <w:sz w:val="22"/>
-          <w:szCs w:val="22"/>
-        </w:rPr>
-        <w:t xml:space="preserve">nder </w:t>
-      </w:r>
-      <w:r>
-        <w:rPr>
-          <w:rFonts w:ascii="Garamond" w:hAnsi="Garamond"/>
-          <w:b/>
-          <w:bCs/>
-          <w:color w:val="auto"/>
-          <w:sz w:val="22"/>
-          <w:szCs w:val="22"/>
-        </w:rPr>
-        <w:t>U</w:t>
-      </w:r>
-      <w:r>
-        <w:rPr>
-          <w:rFonts w:ascii="Garamond" w:hAnsi="Garamond"/>
-          <w:b/>
-          <w:bCs/>
-          <w:color w:val="auto"/>
-          <w:sz w:val="22"/>
-          <w:szCs w:val="22"/>
-        </w:rPr>
-        <w:t xml:space="preserve">ncertainty </w:t>
-      </w:r>
-      <w:r>
-        <w:rPr>
-          <w:rFonts w:ascii="Garamond" w:hAnsi="Garamond"/>
-          <w:b/>
-          <w:bCs/>
-          <w:color w:val="auto"/>
-          <w:sz w:val="22"/>
-          <w:szCs w:val="22"/>
-        </w:rPr>
-        <w:t>A</w:t>
-      </w:r>
-      <w:r>
-        <w:rPr>
-          <w:rFonts w:ascii="Garamond" w:hAnsi="Garamond"/>
-          <w:b/>
-          <w:bCs/>
-          <w:color w:val="auto"/>
-          <w:sz w:val="22"/>
-          <w:szCs w:val="22"/>
-        </w:rPr>
-        <w:t>cross the UK</w:t>
+          <w:b/>
+          <w:bCs/>
+          <w:color w:val="auto"/>
+          <w:sz w:val="22"/>
+          <w:szCs w:val="22"/>
+        </w:rPr>
+      </w:pPr>
+      <w:r>
+        <w:rPr>
+          <w:rFonts w:ascii="Garamond" w:hAnsi="Garamond"/>
+          <w:b/>
+          <w:bCs/>
+          <w:color w:val="auto"/>
+          <w:sz w:val="22"/>
+          <w:szCs w:val="22"/>
+        </w:rPr>
+        <w:t xml:space="preserve">University Project – Live </w:t>
+      </w:r>
+      <w:r>
+        <w:rPr>
+          <w:rFonts w:ascii="Garamond" w:hAnsi="Garamond"/>
+          <w:b/>
+          <w:bCs/>
+          <w:color w:val="auto"/>
+          <w:sz w:val="22"/>
+          <w:szCs w:val="22"/>
+        </w:rPr>
+        <w:t>feedback submission system</w:t>
       </w:r>
     </w:p>
     <w:p>
@@ -2027,7 +1997,59 @@
           <w:sz w:val="22"/>
           <w:szCs w:val="22"/>
         </w:rPr>
-        <w:t xml:space="preserve">Combination of Regression Model and Genetic Algorithm optimization techniques to model weather effects of wind power and find an optimal set of locations across the UK to </w:t>
+        <w:t>Angular, Django Rest, Postgre</w:t>
+      </w:r>
+      <w:r>
+        <w:rPr>
+          <w:rFonts w:ascii="Garamond" w:hAnsi="Garamond"/>
+          <w:color w:val="auto"/>
+          <w:sz w:val="22"/>
+          <w:szCs w:val="22"/>
+        </w:rPr>
+        <w:t>SQL</w:t>
+      </w:r>
+      <w:r>
+        <w:rPr>
+          <w:rFonts w:ascii="Garamond" w:hAnsi="Garamond"/>
+          <w:color w:val="auto"/>
+          <w:sz w:val="22"/>
+          <w:szCs w:val="22"/>
+        </w:rPr>
+        <w:t xml:space="preserve"> Stack</w:t>
+      </w:r>
+      <w:r>
+        <w:rPr>
+          <w:rFonts w:ascii="Garamond" w:hAnsi="Garamond"/>
+          <w:color w:val="auto"/>
+          <w:sz w:val="22"/>
+          <w:szCs w:val="22"/>
+        </w:rPr>
+        <w:t>.</w:t>
+      </w:r>
+    </w:p>
+    <w:p>
+      <w:pPr>
+        <w:pStyle w:val="Default"/>
+        <w:numPr>
+          <w:ilvl w:val="2"/>
+          <w:numId w:val="7"/>
+        </w:numPr>
+        <w:spacing w:after="3" w:line="252" w:lineRule="auto"/>
+        <w:rPr>
+          <w:rFonts w:ascii="Garamond" w:hAnsi="Garamond"/>
+          <w:color w:val="auto"/>
+          <w:sz w:val="22"/>
+          <w:szCs w:val="22"/>
+        </w:rPr>
+      </w:pPr>
+      <w:r>
+        <w:rPr>
+          <w:rFonts w:ascii="Garamond" w:hAnsi="Garamond"/>
+          <w:color w:val="auto"/>
+          <w:sz w:val="22"/>
+          <w:szCs w:val="22"/>
+        </w:rPr>
+        <w:t xml:space="preserve">Feedback dashboard, with message filtering and text analysis with </w:t>
       </w:r>
       <w:proofErr w:type="spellStart"/>
       <w:r>
@@ -2037,7 +2059,7 @@
           <w:sz w:val="22"/>
           <w:szCs w:val="22"/>
         </w:rPr>
-        <w:t>maximise</w:t>
+        <w:t>TextBlob</w:t>
       </w:r>
       <w:proofErr w:type="spellEnd"/>
       <w:r>
@@ -2047,16 +2069,7 @@
           <w:sz w:val="22"/>
           <w:szCs w:val="22"/>
         </w:rPr>
-        <w:t xml:space="preserve"> </w:t>
-      </w:r>
-      <w:r>
-        <w:rPr>
-          <w:rFonts w:ascii="Garamond" w:hAnsi="Garamond"/>
-          <w:color w:val="auto"/>
-          <w:sz w:val="22"/>
-          <w:szCs w:val="22"/>
-        </w:rPr>
-        <w:t>efficiency. *</w:t>
+        <w:t>.</w:t>
       </w:r>
     </w:p>
     <w:p>
@@ -2082,193 +2095,56 @@
         <w:spacing w:after="3" w:line="252" w:lineRule="auto"/>
         <w:rPr>
           <w:rFonts w:ascii="Garamond" w:hAnsi="Garamond"/>
-          <w:b/>
-          <w:bCs/>
-          <w:color w:val="auto"/>
-          <w:sz w:val="22"/>
-          <w:szCs w:val="22"/>
-        </w:rPr>
-      </w:pPr>
-      <w:r>
-        <w:rPr>
-          <w:rFonts w:ascii="Garamond" w:hAnsi="Garamond"/>
-          <w:b/>
-          <w:bCs/>
-          <w:color w:val="auto"/>
-          <w:sz w:val="22"/>
-          <w:szCs w:val="22"/>
-        </w:rPr>
-        <w:t xml:space="preserve">University Project – Live </w:t>
-      </w:r>
-      <w:r>
-        <w:rPr>
-          <w:rFonts w:ascii="Garamond" w:hAnsi="Garamond"/>
-          <w:b/>
-          <w:bCs/>
-          <w:color w:val="auto"/>
-          <w:sz w:val="22"/>
-          <w:szCs w:val="22"/>
-        </w:rPr>
-        <w:t>feedback submission system</w:t>
+          <w:color w:val="auto"/>
+          <w:sz w:val="22"/>
+          <w:szCs w:val="22"/>
+        </w:rPr>
+      </w:pPr>
+      <w:r>
+        <w:rPr>
+          <w:rFonts w:ascii="Garamond" w:hAnsi="Garamond"/>
+          <w:b/>
+          <w:bCs/>
+          <w:color w:val="auto"/>
+          <w:sz w:val="22"/>
+          <w:szCs w:val="22"/>
+        </w:rPr>
+        <w:t xml:space="preserve">Upcoming Group Project - </w:t>
+      </w:r>
+      <w:proofErr w:type="spellStart"/>
+      <w:r>
+        <w:rPr>
+          <w:rFonts w:ascii="Garamond" w:hAnsi="Garamond"/>
+          <w:b/>
+          <w:bCs/>
+          <w:color w:val="auto"/>
+          <w:sz w:val="22"/>
+          <w:szCs w:val="22"/>
+        </w:rPr>
+        <w:t>Humanisation</w:t>
+      </w:r>
+      <w:proofErr w:type="spellEnd"/>
+      <w:r>
+        <w:rPr>
+          <w:rFonts w:ascii="Garamond" w:hAnsi="Garamond"/>
+          <w:b/>
+          <w:bCs/>
+          <w:color w:val="auto"/>
+          <w:sz w:val="22"/>
+          <w:szCs w:val="22"/>
+        </w:rPr>
+        <w:t xml:space="preserve"> of music using a sentiment and semantics analysis approach</w:t>
       </w:r>
     </w:p>
     <w:p>
       <w:pPr>
         <w:pStyle w:val="Default"/>
-        <w:numPr>
-          <w:ilvl w:val="2"/>
-          <w:numId w:val="7"/>
-        </w:numPr>
         <w:spacing w:after="3" w:line="252" w:lineRule="auto"/>
         <w:rPr>
           <w:rFonts w:ascii="Garamond" w:hAnsi="Garamond"/>
           <w:color w:val="auto"/>
-          <w:sz w:val="22"/>
-          <w:szCs w:val="22"/>
-        </w:rPr>
-      </w:pPr>
-      <w:r>
-        <w:rPr>
-          <w:rFonts w:ascii="Garamond" w:hAnsi="Garamond"/>
-          <w:color w:val="auto"/>
-          <w:sz w:val="22"/>
-          <w:szCs w:val="22"/>
-        </w:rPr>
-        <w:t>Angular, Django Rest, Postgre</w:t>
-      </w:r>
-      <w:r>
-        <w:rPr>
-          <w:rFonts w:ascii="Garamond" w:hAnsi="Garamond"/>
-          <w:color w:val="auto"/>
-          <w:sz w:val="22"/>
-          <w:szCs w:val="22"/>
-        </w:rPr>
-        <w:t>SQL</w:t>
-      </w:r>
-      <w:r>
-        <w:rPr>
-          <w:rFonts w:ascii="Garamond" w:hAnsi="Garamond"/>
-          <w:color w:val="auto"/>
-          <w:sz w:val="22"/>
-          <w:szCs w:val="22"/>
-        </w:rPr>
-        <w:t xml:space="preserve"> Stack</w:t>
-      </w:r>
-      <w:r>
-        <w:rPr>
-          <w:rFonts w:ascii="Garamond" w:hAnsi="Garamond"/>
-          <w:color w:val="auto"/>
-          <w:sz w:val="22"/>
-          <w:szCs w:val="22"/>
-        </w:rPr>
-        <w:t>.</w:t>
-      </w:r>
-    </w:p>
-    <w:p>
-      <w:pPr>
-        <w:pStyle w:val="Default"/>
-        <w:numPr>
-          <w:ilvl w:val="2"/>
-          <w:numId w:val="7"/>
-        </w:numPr>
-        <w:spacing w:after="3" w:line="252" w:lineRule="auto"/>
-        <w:rPr>
-          <w:rFonts w:ascii="Garamond" w:hAnsi="Garamond"/>
-          <w:color w:val="auto"/>
-          <w:sz w:val="22"/>
-          <w:szCs w:val="22"/>
-        </w:rPr>
-      </w:pPr>
-      <w:r>
-        <w:rPr>
-          <w:rFonts w:ascii="Garamond" w:hAnsi="Garamond"/>
-          <w:color w:val="auto"/>
-          <w:sz w:val="22"/>
-          <w:szCs w:val="22"/>
-        </w:rPr>
-        <w:t xml:space="preserve">Feedback dashboard, with message filtering and text analysis with </w:t>
-      </w:r>
-      <w:proofErr w:type="spellStart"/>
-      <w:r>
-        <w:rPr>
-          <w:rFonts w:ascii="Garamond" w:hAnsi="Garamond"/>
-          <w:color w:val="auto"/>
-          <w:sz w:val="22"/>
-          <w:szCs w:val="22"/>
-        </w:rPr>
-        <w:t>TextBlob</w:t>
-      </w:r>
-      <w:proofErr w:type="spellEnd"/>
-      <w:r>
-        <w:rPr>
-          <w:rFonts w:ascii="Garamond" w:hAnsi="Garamond"/>
-          <w:color w:val="auto"/>
-          <w:sz w:val="22"/>
-          <w:szCs w:val="22"/>
-        </w:rPr>
-        <w:t>.</w:t>
-      </w:r>
-    </w:p>
-    <w:p>
-      <w:pPr>
-        <w:pStyle w:val="Default"/>
-        <w:spacing w:after="3" w:line="252" w:lineRule="auto"/>
-        <w:ind w:left="1800"/>
-        <w:rPr>
-          <w:rFonts w:ascii="Garamond" w:hAnsi="Garamond"/>
-          <w:color w:val="auto"/>
-          <w:sz w:val="12"/>
-          <w:szCs w:val="12"/>
-        </w:rPr>
-      </w:pPr>
-    </w:p>
-    <w:p>
-      <w:pPr>
-        <w:pStyle w:val="Default"/>
-        <w:numPr>
-          <w:ilvl w:val="1"/>
-          <w:numId w:val="7"/>
-        </w:numPr>
-        <w:spacing w:after="3" w:line="252" w:lineRule="auto"/>
-        <w:rPr>
-          <w:rFonts w:ascii="Garamond" w:hAnsi="Garamond"/>
-          <w:color w:val="auto"/>
-          <w:sz w:val="22"/>
-          <w:szCs w:val="22"/>
-        </w:rPr>
-      </w:pPr>
-      <w:r>
-        <w:rPr>
-          <w:rFonts w:ascii="Garamond" w:hAnsi="Garamond"/>
-          <w:b/>
-          <w:bCs/>
-          <w:color w:val="auto"/>
-          <w:sz w:val="22"/>
-          <w:szCs w:val="22"/>
-        </w:rPr>
-        <w:t xml:space="preserve">Upcoming Group Project - </w:t>
-      </w:r>
-      <w:r>
-        <w:rPr>
-          <w:rFonts w:ascii="Garamond" w:hAnsi="Garamond"/>
-          <w:b/>
-          <w:bCs/>
-          <w:color w:val="auto"/>
-          <w:sz w:val="22"/>
-          <w:szCs w:val="22"/>
-        </w:rPr>
-        <w:t>Humanisation of music using a sentiment and semantics analysis approach</w:t>
-      </w:r>
-    </w:p>
-    <w:p>
-      <w:pPr>
-        <w:pStyle w:val="Default"/>
-        <w:spacing w:after="3" w:line="252" w:lineRule="auto"/>
-        <w:rPr>
-          <w:rFonts w:ascii="Garamond" w:hAnsi="Garamond"/>
-          <w:color w:val="auto"/>
-          <w:sz w:val="12"/>
-          <w:szCs w:val="12"/>
+          <w:sz w:val="16"/>
+          <w:szCs w:val="16"/>
         </w:rPr>
       </w:pPr>
     </w:p>

--- a/CV.docx
+++ b/CV.docx
@@ -1204,21 +1204,17 @@
           <w:sz w:val="22"/>
           <w:szCs w:val="28"/>
         </w:rPr>
-        <w:t xml:space="preserve"> applied experience in machine learning techniques including image analysis &amp; computer vision, and independent </w:t>
-      </w:r>
-    </w:p>
-    <w:p>
-      <w:pPr>
-        <w:pStyle w:val="Default"/>
-        <w:spacing w:line="252" w:lineRule="auto"/>
-        <w:ind w:left="720"/>
+        <w:t xml:space="preserve"> applied experience in machine learning techniques including computer vision</w:t>
+      </w:r>
+      <w:r>
         <w:rPr>
           <w:rFonts w:ascii="Garamond" w:hAnsi="Garamond"/>
           <w:color w:val="auto"/>
           <w:sz w:val="22"/>
           <w:szCs w:val="28"/>
         </w:rPr>
-      </w:pPr>
+        <w:t xml:space="preserve"> and computational biology</w:t>
+      </w:r>
       <w:r>
         <w:rPr>
           <w:rFonts w:ascii="Garamond" w:hAnsi="Garamond"/>
@@ -1226,7 +1222,25 @@
           <w:sz w:val="22"/>
           <w:szCs w:val="28"/>
         </w:rPr>
-        <w:t xml:space="preserve">projects covering </w:t>
+        <w:t xml:space="preserve">, </w:t>
+      </w:r>
+      <w:r>
+        <w:rPr>
+          <w:rFonts w:ascii="Garamond" w:hAnsi="Garamond"/>
+          <w:color w:val="auto"/>
+          <w:sz w:val="22"/>
+          <w:szCs w:val="28"/>
+        </w:rPr>
+        <w:t>also including</w:t>
+      </w:r>
+      <w:r>
+        <w:rPr>
+          <w:rFonts w:ascii="Garamond" w:hAnsi="Garamond"/>
+          <w:color w:val="auto"/>
+          <w:sz w:val="22"/>
+          <w:szCs w:val="28"/>
+        </w:rPr>
+        <w:t xml:space="preserve"> independent projects covering </w:t>
       </w:r>
       <w:r>
         <w:rPr>
@@ -1945,34 +1959,56 @@
         <w:spacing w:after="3" w:line="252" w:lineRule="auto"/>
         <w:rPr>
           <w:rFonts w:ascii="Garamond" w:hAnsi="Garamond"/>
-          <w:b/>
-          <w:bCs/>
-          <w:color w:val="auto"/>
-          <w:sz w:val="22"/>
-          <w:szCs w:val="22"/>
-        </w:rPr>
-      </w:pPr>
-      <w:r>
-        <w:rPr>
-          <w:rFonts w:ascii="Garamond" w:hAnsi="Garamond"/>
-          <w:b/>
-          <w:bCs/>
-          <w:color w:val="auto"/>
-          <w:sz w:val="22"/>
-          <w:szCs w:val="22"/>
-        </w:rPr>
-        <w:t xml:space="preserve">University Project – Live </w:t>
-      </w:r>
-      <w:r>
-        <w:rPr>
-          <w:rFonts w:ascii="Garamond" w:hAnsi="Garamond"/>
-          <w:b/>
-          <w:bCs/>
-          <w:color w:val="auto"/>
-          <w:sz w:val="22"/>
-          <w:szCs w:val="22"/>
-        </w:rPr>
-        <w:t>feedback submission system</w:t>
+          <w:color w:val="auto"/>
+          <w:sz w:val="22"/>
+          <w:szCs w:val="22"/>
+        </w:rPr>
+      </w:pPr>
+      <w:r>
+        <w:rPr>
+          <w:rFonts w:ascii="Garamond" w:hAnsi="Garamond"/>
+          <w:b/>
+          <w:bCs/>
+          <w:color w:val="auto"/>
+          <w:sz w:val="22"/>
+          <w:szCs w:val="22"/>
+        </w:rPr>
+        <w:t>Group Research Project – Instruction Based Music “</w:t>
+      </w:r>
+      <w:proofErr w:type="spellStart"/>
+      <w:r>
+        <w:rPr>
+          <w:rFonts w:ascii="Garamond" w:hAnsi="Garamond"/>
+          <w:b/>
+          <w:bCs/>
+          <w:color w:val="auto"/>
+          <w:sz w:val="22"/>
+          <w:szCs w:val="22"/>
+        </w:rPr>
+        <w:t>Humanisation</w:t>
+      </w:r>
+      <w:proofErr w:type="spellEnd"/>
+      <w:r>
+        <w:rPr>
+          <w:rFonts w:ascii="Garamond" w:hAnsi="Garamond"/>
+          <w:b/>
+          <w:bCs/>
+          <w:color w:val="auto"/>
+          <w:sz w:val="22"/>
+          <w:szCs w:val="22"/>
+        </w:rPr>
+        <w:t>” System</w:t>
+      </w:r>
+      <w:r>
+        <w:rPr>
+          <w:rFonts w:ascii="Garamond" w:hAnsi="Garamond"/>
+          <w:b/>
+          <w:bCs/>
+          <w:color w:val="auto"/>
+          <w:sz w:val="22"/>
+          <w:szCs w:val="22"/>
+        </w:rPr>
+        <w:t xml:space="preserve"> (In Progress)</w:t>
       </w:r>
     </w:p>
     <w:p>
@@ -1997,34 +2033,7 @@
           <w:sz w:val="22"/>
           <w:szCs w:val="22"/>
         </w:rPr>
-        <w:t>Angular, Django Rest, Postgre</w:t>
-      </w:r>
-      <w:r>
-        <w:rPr>
-          <w:rFonts w:ascii="Garamond" w:hAnsi="Garamond"/>
-          <w:color w:val="auto"/>
-          <w:sz w:val="22"/>
-          <w:szCs w:val="22"/>
-        </w:rPr>
-        <w:t>SQL</w:t>
-      </w:r>
-      <w:r>
-        <w:rPr>
-          <w:rFonts w:ascii="Garamond" w:hAnsi="Garamond"/>
-          <w:color w:val="auto"/>
-          <w:sz w:val="22"/>
-          <w:szCs w:val="22"/>
-        </w:rPr>
-        <w:t xml:space="preserve"> Stack</w:t>
-      </w:r>
-      <w:r>
-        <w:rPr>
-          <w:rFonts w:ascii="Garamond" w:hAnsi="Garamond"/>
-          <w:color w:val="auto"/>
-          <w:sz w:val="22"/>
-          <w:szCs w:val="22"/>
-        </w:rPr>
-        <w:t>.</w:t>
+        <w:t>Processing Pipeline making use of signal processing techniques, computer vision (music recognition) and clustering techniques.</w:t>
       </w:r>
     </w:p>
     <w:p>
@@ -2049,47 +2058,14 @@
           <w:sz w:val="22"/>
           <w:szCs w:val="22"/>
         </w:rPr>
-        <w:t xml:space="preserve">Feedback dashboard, with message filtering and text analysis with </w:t>
-      </w:r>
-      <w:proofErr w:type="spellStart"/>
-      <w:r>
-        <w:rPr>
-          <w:rFonts w:ascii="Garamond" w:hAnsi="Garamond"/>
-          <w:color w:val="auto"/>
-          <w:sz w:val="22"/>
-          <w:szCs w:val="22"/>
-        </w:rPr>
-        <w:t>TextBlob</w:t>
-      </w:r>
-      <w:proofErr w:type="spellEnd"/>
-      <w:r>
-        <w:rPr>
-          <w:rFonts w:ascii="Garamond" w:hAnsi="Garamond"/>
-          <w:color w:val="auto"/>
-          <w:sz w:val="22"/>
-          <w:szCs w:val="22"/>
-        </w:rPr>
-        <w:t>.</w:t>
+        <w:t>Final model to use a LSTM structure to generate MIDI file as output.</w:t>
       </w:r>
     </w:p>
     <w:p>
       <w:pPr>
         <w:pStyle w:val="Default"/>
-        <w:spacing w:after="3" w:line="252" w:lineRule="auto"/>
-        <w:ind w:left="1800"/>
-        <w:rPr>
-          <w:rFonts w:ascii="Garamond" w:hAnsi="Garamond"/>
-          <w:color w:val="auto"/>
-          <w:sz w:val="12"/>
-          <w:szCs w:val="12"/>
-        </w:rPr>
-      </w:pPr>
-    </w:p>
-    <w:p>
-      <w:pPr>
-        <w:pStyle w:val="Default"/>
         <w:numPr>
-          <w:ilvl w:val="1"/>
+          <w:ilvl w:val="2"/>
           <w:numId w:val="7"/>
         </w:numPr>
         <w:spacing w:after="3" w:line="252" w:lineRule="auto"/>
@@ -2103,37 +2079,11 @@
       <w:r>
         <w:rPr>
           <w:rFonts w:ascii="Garamond" w:hAnsi="Garamond"/>
-          <w:b/>
-          <w:bCs/>
-          <w:color w:val="auto"/>
-          <w:sz w:val="22"/>
-          <w:szCs w:val="22"/>
-        </w:rPr>
-        <w:t xml:space="preserve">Upcoming Group Project - </w:t>
-      </w:r>
-      <w:proofErr w:type="spellStart"/>
-      <w:r>
-        <w:rPr>
-          <w:rFonts w:ascii="Garamond" w:hAnsi="Garamond"/>
-          <w:b/>
-          <w:bCs/>
-          <w:color w:val="auto"/>
-          <w:sz w:val="22"/>
-          <w:szCs w:val="22"/>
-        </w:rPr>
-        <w:t>Humanisation</w:t>
-      </w:r>
-      <w:proofErr w:type="spellEnd"/>
-      <w:r>
-        <w:rPr>
-          <w:rFonts w:ascii="Garamond" w:hAnsi="Garamond"/>
-          <w:b/>
-          <w:bCs/>
-          <w:color w:val="auto"/>
-          <w:sz w:val="22"/>
-          <w:szCs w:val="22"/>
-        </w:rPr>
-        <w:t xml:space="preserve"> of music using a sentiment and semantics analysis approach</w:t>
+          <w:color w:val="auto"/>
+          <w:sz w:val="22"/>
+          <w:szCs w:val="22"/>
+        </w:rPr>
+        <w:t>System to be implemented fully in Python with a web-app front end.</w:t>
       </w:r>
     </w:p>
     <w:p>
@@ -2143,8 +2093,8 @@
         <w:rPr>
           <w:rFonts w:ascii="Garamond" w:hAnsi="Garamond"/>
           <w:color w:val="auto"/>
-          <w:sz w:val="16"/>
-          <w:szCs w:val="16"/>
+          <w:sz w:val="6"/>
+          <w:szCs w:val="6"/>
         </w:rPr>
       </w:pPr>
     </w:p>
@@ -2155,36 +2105,60 @@
         </w:tabs>
         <w:rPr>
           <w:rFonts w:ascii="Garamond" w:hAnsi="Garamond"/>
-        </w:rPr>
-      </w:pPr>
-      <w:r>
-        <w:rPr>
-          <w:rStyle w:val="EndnoteReference"/>
-          <w:rFonts w:ascii="Garamond" w:hAnsi="Garamond"/>
-        </w:rPr>
-        <w:t>*</w:t>
-      </w:r>
-      <w:r>
-        <w:rPr>
-          <w:rFonts w:ascii="Garamond" w:hAnsi="Garamond"/>
           <w:i/>
           <w:iCs/>
-          <w:sz w:val="20"/>
-          <w:szCs w:val="20"/>
-        </w:rPr>
-        <w:t>Full paper and more details available at https://james-a-page.github.io/RenewableOptimisation.pdf</w:t>
-      </w:r>
-      <w:r>
-        <w:rPr>
-          <w:rFonts w:ascii="Garamond" w:hAnsi="Garamond"/>
-          <w:sz w:val="20"/>
-          <w:szCs w:val="20"/>
-        </w:rPr>
-        <w:t xml:space="preserve"> </w:t>
-      </w:r>
-      <w:r>
-        <w:rPr>
-          <w:rFonts w:ascii="Garamond" w:hAnsi="Garamond"/>
+          <w:sz w:val="22"/>
+          <w:szCs w:val="22"/>
+        </w:rPr>
+      </w:pPr>
+      <w:r>
+        <w:rPr>
+          <w:rStyle w:val="EndnoteReference"/>
+          <w:rFonts w:ascii="Garamond" w:hAnsi="Garamond"/>
+          <w:i/>
+          <w:iCs/>
+          <w:sz w:val="22"/>
+          <w:szCs w:val="22"/>
+        </w:rPr>
+        <w:t>*</w:t>
+      </w:r>
+      <w:r>
+        <w:rPr>
+          <w:rFonts w:ascii="Garamond" w:hAnsi="Garamond"/>
+          <w:i/>
+          <w:iCs/>
+          <w:sz w:val="18"/>
+          <w:szCs w:val="18"/>
+        </w:rPr>
+        <w:t xml:space="preserve">Full </w:t>
+      </w:r>
+      <w:r>
+        <w:rPr>
+          <w:rFonts w:ascii="Garamond" w:hAnsi="Garamond"/>
+          <w:i/>
+          <w:iCs/>
+          <w:sz w:val="18"/>
+          <w:szCs w:val="18"/>
+        </w:rPr>
+        <w:t>write-up</w:t>
+      </w:r>
+      <w:r>
+        <w:rPr>
+          <w:rFonts w:ascii="Garamond" w:hAnsi="Garamond"/>
+          <w:i/>
+          <w:iCs/>
+          <w:sz w:val="18"/>
+          <w:szCs w:val="18"/>
+        </w:rPr>
+        <w:t xml:space="preserve"> and more details available at https://james-a-page.github.io/RenewableOptimisation.pdf </w:t>
+      </w:r>
+      <w:r>
+        <w:rPr>
+          <w:rFonts w:ascii="Garamond" w:hAnsi="Garamond"/>
+          <w:i/>
+          <w:iCs/>
+          <w:sz w:val="22"/>
+          <w:szCs w:val="22"/>
         </w:rPr>
         <w:tab/>
       </w:r>

--- a/CV.docx
+++ b/CV.docx
@@ -271,7 +271,70 @@
           <w:sz w:val="22"/>
           <w:szCs w:val="22"/>
         </w:rPr>
-        <w:t>Worked in a small agile team with a mix of engineers and data scientists,</w:t>
+        <w:t>Member of</w:t>
+      </w:r>
+      <w:r>
+        <w:rPr>
+          <w:rFonts w:ascii="Garamond" w:hAnsi="Garamond"/>
+          <w:color w:val="auto"/>
+          <w:sz w:val="22"/>
+          <w:szCs w:val="22"/>
+        </w:rPr>
+        <w:t xml:space="preserve"> an Applied AI</w:t>
+      </w:r>
+      <w:r>
+        <w:rPr>
+          <w:rFonts w:ascii="Garamond" w:hAnsi="Garamond"/>
+          <w:color w:val="auto"/>
+          <w:sz w:val="22"/>
+          <w:szCs w:val="22"/>
+        </w:rPr>
+        <w:t xml:space="preserve"> Engineering team </w:t>
+      </w:r>
+      <w:r>
+        <w:rPr>
+          <w:rFonts w:ascii="Garamond" w:hAnsi="Garamond"/>
+          <w:color w:val="auto"/>
+          <w:sz w:val="22"/>
+          <w:szCs w:val="22"/>
+        </w:rPr>
+        <w:t xml:space="preserve">(mix of software engineers and data scientists) </w:t>
+      </w:r>
+      <w:r>
+        <w:rPr>
+          <w:rFonts w:ascii="Garamond" w:hAnsi="Garamond"/>
+          <w:color w:val="auto"/>
+          <w:sz w:val="22"/>
+          <w:szCs w:val="22"/>
+        </w:rPr>
+        <w:t>– working on sca</w:t>
+      </w:r>
+      <w:r>
+        <w:rPr>
+          <w:rFonts w:ascii="Garamond" w:hAnsi="Garamond"/>
+          <w:color w:val="auto"/>
+          <w:sz w:val="22"/>
+          <w:szCs w:val="22"/>
+        </w:rPr>
+        <w:t>lable</w:t>
+      </w:r>
+      <w:r>
+        <w:rPr>
+          <w:rFonts w:ascii="Garamond" w:hAnsi="Garamond"/>
+          <w:color w:val="auto"/>
+          <w:sz w:val="22"/>
+          <w:szCs w:val="22"/>
+        </w:rPr>
+        <w:t xml:space="preserve"> implementations of firm wide AI/ML problems</w:t>
+      </w:r>
+      <w:r>
+        <w:rPr>
+          <w:rFonts w:ascii="Garamond" w:hAnsi="Garamond"/>
+          <w:color w:val="auto"/>
+          <w:sz w:val="22"/>
+          <w:szCs w:val="22"/>
+        </w:rPr>
+        <w:t>,</w:t>
       </w:r>
     </w:p>
     <w:p>
@@ -285,61 +348,27 @@
         <w:rPr>
           <w:rFonts w:ascii="Garamond" w:hAnsi="Garamond"/>
           <w:color w:val="auto"/>
-        </w:rPr>
-      </w:pPr>
-      <w:r>
-        <w:rPr>
-          <w:rFonts w:ascii="Garamond" w:hAnsi="Garamond"/>
-          <w:color w:val="auto"/>
-          <w:sz w:val="22"/>
-          <w:szCs w:val="22"/>
-        </w:rPr>
-        <w:t>Member of</w:t>
-      </w:r>
-      <w:r>
-        <w:rPr>
-          <w:rFonts w:ascii="Garamond" w:hAnsi="Garamond"/>
-          <w:color w:val="auto"/>
-          <w:sz w:val="22"/>
-          <w:szCs w:val="22"/>
-        </w:rPr>
-        <w:t xml:space="preserve"> an Applied AI</w:t>
-      </w:r>
-      <w:r>
-        <w:rPr>
-          <w:rFonts w:ascii="Garamond" w:hAnsi="Garamond"/>
-          <w:color w:val="auto"/>
-          <w:sz w:val="22"/>
-          <w:szCs w:val="22"/>
-        </w:rPr>
-        <w:t xml:space="preserve"> Engineering team – working on sca</w:t>
-      </w:r>
-      <w:r>
-        <w:rPr>
-          <w:rFonts w:ascii="Garamond" w:hAnsi="Garamond"/>
-          <w:color w:val="auto"/>
-          <w:sz w:val="22"/>
-          <w:szCs w:val="22"/>
-        </w:rPr>
-        <w:t>lable</w:t>
-      </w:r>
-      <w:r>
-        <w:rPr>
-          <w:rFonts w:ascii="Garamond" w:hAnsi="Garamond"/>
-          <w:color w:val="auto"/>
-          <w:sz w:val="22"/>
-          <w:szCs w:val="22"/>
-        </w:rPr>
-        <w:t xml:space="preserve"> implementations of firm wide AI/ML problems</w:t>
-      </w:r>
-      <w:r>
-        <w:rPr>
-          <w:rFonts w:ascii="Garamond" w:hAnsi="Garamond"/>
-          <w:color w:val="auto"/>
-          <w:sz w:val="22"/>
-          <w:szCs w:val="22"/>
-        </w:rPr>
-        <w:t>,</w:t>
+          <w:sz w:val="22"/>
+          <w:szCs w:val="22"/>
+        </w:rPr>
+      </w:pPr>
+      <w:r>
+        <w:rPr>
+          <w:rFonts w:ascii="Garamond" w:hAnsi="Garamond"/>
+          <w:color w:val="auto"/>
+          <w:sz w:val="22"/>
+          <w:szCs w:val="22"/>
+        </w:rPr>
+        <w:t xml:space="preserve">Contributed to design discussions and implemented </w:t>
+      </w:r>
+      <w:r>
+        <w:rPr>
+          <w:rFonts w:ascii="Garamond" w:hAnsi="Garamond"/>
+          <w:color w:val="auto"/>
+          <w:sz w:val="22"/>
+          <w:szCs w:val="22"/>
+        </w:rPr>
+        <w:t>data validation pipeline and associated test.</w:t>
       </w:r>
     </w:p>
     <w:p>
@@ -777,7 +806,25 @@
           <w:sz w:val="22"/>
           <w:szCs w:val="22"/>
         </w:rPr>
-        <w:t xml:space="preserve"> in python to predict fraudulent transactions.</w:t>
+        <w:t xml:space="preserve"> in </w:t>
+      </w:r>
+      <w:r>
+        <w:rPr>
+          <w:rFonts w:ascii="Garamond" w:hAnsi="Garamond"/>
+          <w:color w:val="auto"/>
+          <w:sz w:val="22"/>
+          <w:szCs w:val="22"/>
+        </w:rPr>
+        <w:t>P</w:t>
+      </w:r>
+      <w:r>
+        <w:rPr>
+          <w:rFonts w:ascii="Garamond" w:hAnsi="Garamond"/>
+          <w:color w:val="auto"/>
+          <w:sz w:val="22"/>
+          <w:szCs w:val="22"/>
+        </w:rPr>
+        <w:t>ython to predict fraudulent transactions.</w:t>
       </w:r>
     </w:p>
     <w:p>
@@ -1258,7 +1305,25 @@
           <w:sz w:val="22"/>
           <w:szCs w:val="28"/>
         </w:rPr>
-        <w:t>of AI in different areas.</w:t>
+        <w:t>of AI</w:t>
+      </w:r>
+      <w:r>
+        <w:rPr>
+          <w:rFonts w:ascii="Garamond" w:hAnsi="Garamond"/>
+          <w:color w:val="auto"/>
+          <w:sz w:val="22"/>
+          <w:szCs w:val="28"/>
+        </w:rPr>
+        <w:t>/ML</w:t>
+      </w:r>
+      <w:r>
+        <w:rPr>
+          <w:rFonts w:ascii="Garamond" w:hAnsi="Garamond"/>
+          <w:color w:val="auto"/>
+          <w:sz w:val="22"/>
+          <w:szCs w:val="28"/>
+        </w:rPr>
+        <w:t xml:space="preserve"> in different areas.</w:t>
       </w:r>
     </w:p>
     <w:p>
@@ -1459,6 +1524,8 @@
         <w:ind w:left="360"/>
         <w:rPr>
           <w:rFonts w:ascii="Garamond" w:hAnsi="Garamond"/>
+          <w:b/>
+          <w:bCs/>
           <w:color w:val="auto"/>
         </w:rPr>
       </w:pPr>
@@ -1505,7 +1572,7 @@
           <w:sz w:val="22"/>
           <w:szCs w:val="22"/>
         </w:rPr>
-        <w:t>Java</w:t>
+        <w:t>Python</w:t>
       </w:r>
       <w:r>
         <w:rPr>
@@ -1523,7 +1590,16 @@
           <w:sz w:val="22"/>
           <w:szCs w:val="22"/>
         </w:rPr>
-        <w:t>Professional development experience working on a large spring project, as well as implementing AWS integration.</w:t>
+        <w:t>Professional experience in writing production ready code, as well as experience rapidly prototyping ideas in research project contexts</w:t>
+      </w:r>
+      <w:r>
+        <w:rPr>
+          <w:rFonts w:ascii="Garamond" w:hAnsi="Garamond"/>
+          <w:color w:val="auto"/>
+          <w:sz w:val="22"/>
+          <w:szCs w:val="22"/>
+        </w:rPr>
+        <w:t xml:space="preserve"> – use cases including data pipelines, API design and machine learning.</w:t>
       </w:r>
     </w:p>
     <w:p>
@@ -1550,7 +1626,7 @@
           <w:sz w:val="22"/>
           <w:szCs w:val="22"/>
         </w:rPr>
-        <w:t>Python</w:t>
+        <w:t>Java</w:t>
       </w:r>
       <w:r>
         <w:rPr>
@@ -1568,7 +1644,16 @@
           <w:sz w:val="22"/>
           <w:szCs w:val="22"/>
         </w:rPr>
-        <w:t xml:space="preserve">Professional experience in writing production ready code, as well as experience rapidly prototyping ideas in research project contexts. </w:t>
+        <w:t xml:space="preserve">Professional development experience working on a large spring project, as well as </w:t>
+      </w:r>
+      <w:r>
+        <w:rPr>
+          <w:rFonts w:ascii="Garamond" w:hAnsi="Garamond"/>
+          <w:color w:val="auto"/>
+          <w:sz w:val="22"/>
+          <w:szCs w:val="22"/>
+        </w:rPr>
+        <w:t>integration with AWS.</w:t>
       </w:r>
     </w:p>
     <w:p>
@@ -1677,6 +1762,8 @@
         <w:ind w:left="360"/>
         <w:rPr>
           <w:rFonts w:ascii="Garamond" w:hAnsi="Garamond"/>
+          <w:b/>
+          <w:bCs/>
           <w:color w:val="auto"/>
         </w:rPr>
       </w:pPr>
@@ -1714,172 +1801,7 @@
           <w:sz w:val="22"/>
           <w:szCs w:val="22"/>
         </w:rPr>
-        <w:t xml:space="preserve">Research Project </w:t>
-      </w:r>
-      <w:r>
-        <w:rPr>
-          <w:rFonts w:ascii="Garamond" w:hAnsi="Garamond"/>
-          <w:b/>
-          <w:bCs/>
-          <w:color w:val="auto"/>
-          <w:sz w:val="22"/>
-          <w:szCs w:val="22"/>
-        </w:rPr>
-        <w:t xml:space="preserve">– Efficient </w:t>
-      </w:r>
-      <w:r>
-        <w:rPr>
-          <w:rFonts w:ascii="Garamond" w:hAnsi="Garamond"/>
-          <w:b/>
-          <w:bCs/>
-          <w:color w:val="auto"/>
-          <w:sz w:val="22"/>
-          <w:szCs w:val="22"/>
-        </w:rPr>
-        <w:t>A</w:t>
-      </w:r>
-      <w:r>
-        <w:rPr>
-          <w:rFonts w:ascii="Garamond" w:hAnsi="Garamond"/>
-          <w:b/>
-          <w:bCs/>
-          <w:color w:val="auto"/>
-          <w:sz w:val="22"/>
-          <w:szCs w:val="22"/>
-        </w:rPr>
-        <w:t xml:space="preserve">llocation of </w:t>
-      </w:r>
-      <w:r>
-        <w:rPr>
-          <w:rFonts w:ascii="Garamond" w:hAnsi="Garamond"/>
-          <w:b/>
-          <w:bCs/>
-          <w:color w:val="auto"/>
-          <w:sz w:val="22"/>
-          <w:szCs w:val="22"/>
-        </w:rPr>
-        <w:t>R</w:t>
-      </w:r>
-      <w:r>
-        <w:rPr>
-          <w:rFonts w:ascii="Garamond" w:hAnsi="Garamond"/>
-          <w:b/>
-          <w:bCs/>
-          <w:color w:val="auto"/>
-          <w:sz w:val="22"/>
-          <w:szCs w:val="22"/>
-        </w:rPr>
-        <w:t xml:space="preserve">enewable </w:t>
-      </w:r>
-      <w:r>
-        <w:rPr>
-          <w:rFonts w:ascii="Garamond" w:hAnsi="Garamond"/>
-          <w:b/>
-          <w:bCs/>
-          <w:color w:val="auto"/>
-          <w:sz w:val="22"/>
-          <w:szCs w:val="22"/>
-        </w:rPr>
-        <w:t>E</w:t>
-      </w:r>
-      <w:r>
-        <w:rPr>
-          <w:rFonts w:ascii="Garamond" w:hAnsi="Garamond"/>
-          <w:b/>
-          <w:bCs/>
-          <w:color w:val="auto"/>
-          <w:sz w:val="22"/>
-          <w:szCs w:val="22"/>
-        </w:rPr>
-        <w:t xml:space="preserve">nergy </w:t>
-      </w:r>
-      <w:r>
-        <w:rPr>
-          <w:rFonts w:ascii="Garamond" w:hAnsi="Garamond"/>
-          <w:b/>
-          <w:bCs/>
-          <w:color w:val="auto"/>
-          <w:sz w:val="22"/>
-          <w:szCs w:val="22"/>
-        </w:rPr>
-        <w:t>S</w:t>
-      </w:r>
-      <w:r>
-        <w:rPr>
-          <w:rFonts w:ascii="Garamond" w:hAnsi="Garamond"/>
-          <w:b/>
-          <w:bCs/>
-          <w:color w:val="auto"/>
-          <w:sz w:val="22"/>
-          <w:szCs w:val="22"/>
-        </w:rPr>
-        <w:t xml:space="preserve">ources </w:t>
-      </w:r>
-      <w:r>
-        <w:rPr>
-          <w:rFonts w:ascii="Garamond" w:hAnsi="Garamond"/>
-          <w:b/>
-          <w:bCs/>
-          <w:color w:val="auto"/>
-          <w:sz w:val="22"/>
-          <w:szCs w:val="22"/>
-        </w:rPr>
-        <w:t>U</w:t>
-      </w:r>
-      <w:r>
-        <w:rPr>
-          <w:rFonts w:ascii="Garamond" w:hAnsi="Garamond"/>
-          <w:b/>
-          <w:bCs/>
-          <w:color w:val="auto"/>
-          <w:sz w:val="22"/>
-          <w:szCs w:val="22"/>
-        </w:rPr>
-        <w:t xml:space="preserve">nder </w:t>
-      </w:r>
-      <w:r>
-        <w:rPr>
-          <w:rFonts w:ascii="Garamond" w:hAnsi="Garamond"/>
-          <w:b/>
-          <w:bCs/>
-          <w:color w:val="auto"/>
-          <w:sz w:val="22"/>
-          <w:szCs w:val="22"/>
-        </w:rPr>
-        <w:t>U</w:t>
-      </w:r>
-      <w:r>
-        <w:rPr>
-          <w:rFonts w:ascii="Garamond" w:hAnsi="Garamond"/>
-          <w:b/>
-          <w:bCs/>
-          <w:color w:val="auto"/>
-          <w:sz w:val="22"/>
-          <w:szCs w:val="22"/>
-        </w:rPr>
-        <w:t xml:space="preserve">ncertainty </w:t>
-      </w:r>
-      <w:r>
-        <w:rPr>
-          <w:rFonts w:ascii="Garamond" w:hAnsi="Garamond"/>
-          <w:b/>
-          <w:bCs/>
-          <w:color w:val="auto"/>
-          <w:sz w:val="22"/>
-          <w:szCs w:val="22"/>
-        </w:rPr>
-        <w:t>A</w:t>
-      </w:r>
-      <w:r>
-        <w:rPr>
-          <w:rFonts w:ascii="Garamond" w:hAnsi="Garamond"/>
-          <w:b/>
-          <w:bCs/>
-          <w:color w:val="auto"/>
-          <w:sz w:val="22"/>
-          <w:szCs w:val="22"/>
-        </w:rPr>
-        <w:t>cross the UK</w:t>
+        <w:t>Group Research Project – “Human-like” Musical Performance Generation (In Progress)</w:t>
       </w:r>
     </w:p>
     <w:p>
@@ -1904,36 +1826,32 @@
           <w:sz w:val="22"/>
           <w:szCs w:val="22"/>
         </w:rPr>
-        <w:t xml:space="preserve">Combination of Regression Model and Genetic Algorithm optimization techniques to model weather effects of wind power and find an optimal set of locations across the UK to </w:t>
-      </w:r>
-      <w:proofErr w:type="spellStart"/>
-      <w:r>
-        <w:rPr>
-          <w:rFonts w:ascii="Garamond" w:hAnsi="Garamond"/>
-          <w:color w:val="auto"/>
-          <w:sz w:val="22"/>
-          <w:szCs w:val="22"/>
-        </w:rPr>
-        <w:t>maximise</w:t>
-      </w:r>
-      <w:proofErr w:type="spellEnd"/>
-      <w:r>
-        <w:rPr>
-          <w:rFonts w:ascii="Garamond" w:hAnsi="Garamond"/>
-          <w:color w:val="auto"/>
-          <w:sz w:val="22"/>
-          <w:szCs w:val="22"/>
-        </w:rPr>
-        <w:t xml:space="preserve"> </w:t>
-      </w:r>
-      <w:r>
-        <w:rPr>
-          <w:rFonts w:ascii="Garamond" w:hAnsi="Garamond"/>
-          <w:color w:val="auto"/>
-          <w:sz w:val="22"/>
-          <w:szCs w:val="22"/>
-        </w:rPr>
-        <w:t>efficiency. *</w:t>
+        <w:t>Researched and implemented preprocessing techniques using clustering for pattern recognition in musical sequences and implemented new tokenization techniques for musical representation.</w:t>
+      </w:r>
+    </w:p>
+    <w:p>
+      <w:pPr>
+        <w:pStyle w:val="Default"/>
+        <w:numPr>
+          <w:ilvl w:val="2"/>
+          <w:numId w:val="7"/>
+        </w:numPr>
+        <w:spacing w:after="3" w:line="252" w:lineRule="auto"/>
+        <w:rPr>
+          <w:rFonts w:ascii="Garamond" w:hAnsi="Garamond"/>
+          <w:color w:val="auto"/>
+          <w:sz w:val="22"/>
+          <w:szCs w:val="22"/>
+        </w:rPr>
+      </w:pPr>
+      <w:r>
+        <w:rPr>
+          <w:rFonts w:ascii="Garamond" w:hAnsi="Garamond"/>
+          <w:color w:val="auto"/>
+          <w:sz w:val="22"/>
+          <w:szCs w:val="22"/>
+        </w:rPr>
+        <w:t>Implemented &amp; tested memory efficient transformer attention models to ‘translate’ musical scores to performances consisting of 20,000+ token sequences while maintaining structure.</w:t>
       </w:r>
     </w:p>
     <w:p>
@@ -1944,8 +1862,8 @@
         <w:rPr>
           <w:rFonts w:ascii="Garamond" w:hAnsi="Garamond"/>
           <w:color w:val="auto"/>
-          <w:sz w:val="12"/>
-          <w:szCs w:val="12"/>
+          <w:sz w:val="14"/>
+          <w:szCs w:val="14"/>
         </w:rPr>
       </w:pPr>
     </w:p>
@@ -1973,42 +1891,172 @@
           <w:sz w:val="22"/>
           <w:szCs w:val="22"/>
         </w:rPr>
-        <w:t>Group Research Project – Instruction Based Music “</w:t>
-      </w:r>
-      <w:proofErr w:type="spellStart"/>
-      <w:r>
-        <w:rPr>
-          <w:rFonts w:ascii="Garamond" w:hAnsi="Garamond"/>
-          <w:b/>
-          <w:bCs/>
-          <w:color w:val="auto"/>
-          <w:sz w:val="22"/>
-          <w:szCs w:val="22"/>
-        </w:rPr>
-        <w:t>Humanisation</w:t>
-      </w:r>
-      <w:proofErr w:type="spellEnd"/>
-      <w:r>
-        <w:rPr>
-          <w:rFonts w:ascii="Garamond" w:hAnsi="Garamond"/>
-          <w:b/>
-          <w:bCs/>
-          <w:color w:val="auto"/>
-          <w:sz w:val="22"/>
-          <w:szCs w:val="22"/>
-        </w:rPr>
-        <w:t>” System</w:t>
-      </w:r>
-      <w:r>
-        <w:rPr>
-          <w:rFonts w:ascii="Garamond" w:hAnsi="Garamond"/>
-          <w:b/>
-          <w:bCs/>
-          <w:color w:val="auto"/>
-          <w:sz w:val="22"/>
-          <w:szCs w:val="22"/>
-        </w:rPr>
-        <w:t xml:space="preserve"> (In Progress)</w:t>
+        <w:t xml:space="preserve">Research Project </w:t>
+      </w:r>
+      <w:r>
+        <w:rPr>
+          <w:rFonts w:ascii="Garamond" w:hAnsi="Garamond"/>
+          <w:b/>
+          <w:bCs/>
+          <w:color w:val="auto"/>
+          <w:sz w:val="22"/>
+          <w:szCs w:val="22"/>
+        </w:rPr>
+        <w:t xml:space="preserve">– Efficient </w:t>
+      </w:r>
+      <w:r>
+        <w:rPr>
+          <w:rFonts w:ascii="Garamond" w:hAnsi="Garamond"/>
+          <w:b/>
+          <w:bCs/>
+          <w:color w:val="auto"/>
+          <w:sz w:val="22"/>
+          <w:szCs w:val="22"/>
+        </w:rPr>
+        <w:t>A</w:t>
+      </w:r>
+      <w:r>
+        <w:rPr>
+          <w:rFonts w:ascii="Garamond" w:hAnsi="Garamond"/>
+          <w:b/>
+          <w:bCs/>
+          <w:color w:val="auto"/>
+          <w:sz w:val="22"/>
+          <w:szCs w:val="22"/>
+        </w:rPr>
+        <w:t xml:space="preserve">llocation of </w:t>
+      </w:r>
+      <w:r>
+        <w:rPr>
+          <w:rFonts w:ascii="Garamond" w:hAnsi="Garamond"/>
+          <w:b/>
+          <w:bCs/>
+          <w:color w:val="auto"/>
+          <w:sz w:val="22"/>
+          <w:szCs w:val="22"/>
+        </w:rPr>
+        <w:t>R</w:t>
+      </w:r>
+      <w:r>
+        <w:rPr>
+          <w:rFonts w:ascii="Garamond" w:hAnsi="Garamond"/>
+          <w:b/>
+          <w:bCs/>
+          <w:color w:val="auto"/>
+          <w:sz w:val="22"/>
+          <w:szCs w:val="22"/>
+        </w:rPr>
+        <w:t xml:space="preserve">enewable </w:t>
+      </w:r>
+      <w:r>
+        <w:rPr>
+          <w:rFonts w:ascii="Garamond" w:hAnsi="Garamond"/>
+          <w:b/>
+          <w:bCs/>
+          <w:color w:val="auto"/>
+          <w:sz w:val="22"/>
+          <w:szCs w:val="22"/>
+        </w:rPr>
+        <w:t>E</w:t>
+      </w:r>
+      <w:r>
+        <w:rPr>
+          <w:rFonts w:ascii="Garamond" w:hAnsi="Garamond"/>
+          <w:b/>
+          <w:bCs/>
+          <w:color w:val="auto"/>
+          <w:sz w:val="22"/>
+          <w:szCs w:val="22"/>
+        </w:rPr>
+        <w:t xml:space="preserve">nergy </w:t>
+      </w:r>
+      <w:r>
+        <w:rPr>
+          <w:rFonts w:ascii="Garamond" w:hAnsi="Garamond"/>
+          <w:b/>
+          <w:bCs/>
+          <w:color w:val="auto"/>
+          <w:sz w:val="22"/>
+          <w:szCs w:val="22"/>
+        </w:rPr>
+        <w:t>S</w:t>
+      </w:r>
+      <w:r>
+        <w:rPr>
+          <w:rFonts w:ascii="Garamond" w:hAnsi="Garamond"/>
+          <w:b/>
+          <w:bCs/>
+          <w:color w:val="auto"/>
+          <w:sz w:val="22"/>
+          <w:szCs w:val="22"/>
+        </w:rPr>
+        <w:t xml:space="preserve">ources </w:t>
+      </w:r>
+      <w:r>
+        <w:rPr>
+          <w:rFonts w:ascii="Garamond" w:hAnsi="Garamond"/>
+          <w:b/>
+          <w:bCs/>
+          <w:color w:val="auto"/>
+          <w:sz w:val="22"/>
+          <w:szCs w:val="22"/>
+        </w:rPr>
+        <w:t>U</w:t>
+      </w:r>
+      <w:r>
+        <w:rPr>
+          <w:rFonts w:ascii="Garamond" w:hAnsi="Garamond"/>
+          <w:b/>
+          <w:bCs/>
+          <w:color w:val="auto"/>
+          <w:sz w:val="22"/>
+          <w:szCs w:val="22"/>
+        </w:rPr>
+        <w:t xml:space="preserve">nder </w:t>
+      </w:r>
+      <w:r>
+        <w:rPr>
+          <w:rFonts w:ascii="Garamond" w:hAnsi="Garamond"/>
+          <w:b/>
+          <w:bCs/>
+          <w:color w:val="auto"/>
+          <w:sz w:val="22"/>
+          <w:szCs w:val="22"/>
+        </w:rPr>
+        <w:t>U</w:t>
+      </w:r>
+      <w:r>
+        <w:rPr>
+          <w:rFonts w:ascii="Garamond" w:hAnsi="Garamond"/>
+          <w:b/>
+          <w:bCs/>
+          <w:color w:val="auto"/>
+          <w:sz w:val="22"/>
+          <w:szCs w:val="22"/>
+        </w:rPr>
+        <w:t xml:space="preserve">ncertainty </w:t>
+      </w:r>
+      <w:r>
+        <w:rPr>
+          <w:rFonts w:ascii="Garamond" w:hAnsi="Garamond"/>
+          <w:b/>
+          <w:bCs/>
+          <w:color w:val="auto"/>
+          <w:sz w:val="22"/>
+          <w:szCs w:val="22"/>
+        </w:rPr>
+        <w:t>A</w:t>
+      </w:r>
+      <w:r>
+        <w:rPr>
+          <w:rFonts w:ascii="Garamond" w:hAnsi="Garamond"/>
+          <w:b/>
+          <w:bCs/>
+          <w:color w:val="auto"/>
+          <w:sz w:val="22"/>
+          <w:szCs w:val="22"/>
+        </w:rPr>
+        <w:t>cross the UK</w:t>
       </w:r>
     </w:p>
     <w:p>
@@ -2033,7 +2081,36 @@
           <w:sz w:val="22"/>
           <w:szCs w:val="22"/>
         </w:rPr>
-        <w:t>Processing Pipeline making use of signal processing techniques, computer vision (music recognition) and clustering techniques.</w:t>
+        <w:t xml:space="preserve">Combination of Regression Model and Genetic Algorithm optimization techniques to model weather effects of wind power and find an optimal set of locations across the UK to </w:t>
+      </w:r>
+      <w:proofErr w:type="spellStart"/>
+      <w:r>
+        <w:rPr>
+          <w:rFonts w:ascii="Garamond" w:hAnsi="Garamond"/>
+          <w:color w:val="auto"/>
+          <w:sz w:val="22"/>
+          <w:szCs w:val="22"/>
+        </w:rPr>
+        <w:t>maximise</w:t>
+      </w:r>
+      <w:proofErr w:type="spellEnd"/>
+      <w:r>
+        <w:rPr>
+          <w:rFonts w:ascii="Garamond" w:hAnsi="Garamond"/>
+          <w:color w:val="auto"/>
+          <w:sz w:val="22"/>
+          <w:szCs w:val="22"/>
+        </w:rPr>
+        <w:t xml:space="preserve"> </w:t>
+      </w:r>
+      <w:r>
+        <w:rPr>
+          <w:rFonts w:ascii="Garamond" w:hAnsi="Garamond"/>
+          <w:color w:val="auto"/>
+          <w:sz w:val="22"/>
+          <w:szCs w:val="22"/>
+        </w:rPr>
+        <w:t>efficiency.</w:t>
       </w:r>
     </w:p>
     <w:p>
@@ -2058,109 +2135,7 @@
           <w:sz w:val="22"/>
           <w:szCs w:val="22"/>
         </w:rPr>
-        <w:t>Final model to use a LSTM structure to generate MIDI file as output.</w:t>
-      </w:r>
-    </w:p>
-    <w:p>
-      <w:pPr>
-        <w:pStyle w:val="Default"/>
-        <w:numPr>
-          <w:ilvl w:val="2"/>
-          <w:numId w:val="7"/>
-        </w:numPr>
-        <w:spacing w:after="3" w:line="252" w:lineRule="auto"/>
-        <w:rPr>
-          <w:rFonts w:ascii="Garamond" w:hAnsi="Garamond"/>
-          <w:color w:val="auto"/>
-          <w:sz w:val="22"/>
-          <w:szCs w:val="22"/>
-        </w:rPr>
-      </w:pPr>
-      <w:r>
-        <w:rPr>
-          <w:rFonts w:ascii="Garamond" w:hAnsi="Garamond"/>
-          <w:color w:val="auto"/>
-          <w:sz w:val="22"/>
-          <w:szCs w:val="22"/>
-        </w:rPr>
-        <w:t>System to be implemented fully in Python with a web-app front end.</w:t>
-      </w:r>
-    </w:p>
-    <w:p>
-      <w:pPr>
-        <w:pStyle w:val="Default"/>
-        <w:spacing w:after="3" w:line="252" w:lineRule="auto"/>
-        <w:rPr>
-          <w:rFonts w:ascii="Garamond" w:hAnsi="Garamond"/>
-          <w:color w:val="auto"/>
-          <w:sz w:val="6"/>
-          <w:szCs w:val="6"/>
-        </w:rPr>
-      </w:pPr>
-    </w:p>
-    <w:p>
-      <w:pPr>
-        <w:tabs>
-          <w:tab w:val="left" w:pos="1277"/>
-        </w:tabs>
-        <w:rPr>
-          <w:rFonts w:ascii="Garamond" w:hAnsi="Garamond"/>
-          <w:i/>
-          <w:iCs/>
-          <w:sz w:val="22"/>
-          <w:szCs w:val="22"/>
-        </w:rPr>
-      </w:pPr>
-      <w:r>
-        <w:rPr>
-          <w:rStyle w:val="EndnoteReference"/>
-          <w:rFonts w:ascii="Garamond" w:hAnsi="Garamond"/>
-          <w:i/>
-          <w:iCs/>
-          <w:sz w:val="22"/>
-          <w:szCs w:val="22"/>
-        </w:rPr>
-        <w:t>*</w:t>
-      </w:r>
-      <w:r>
-        <w:rPr>
-          <w:rFonts w:ascii="Garamond" w:hAnsi="Garamond"/>
-          <w:i/>
-          <w:iCs/>
-          <w:sz w:val="18"/>
-          <w:szCs w:val="18"/>
-        </w:rPr>
-        <w:t xml:space="preserve">Full </w:t>
-      </w:r>
-      <w:r>
-        <w:rPr>
-          <w:rFonts w:ascii="Garamond" w:hAnsi="Garamond"/>
-          <w:i/>
-          <w:iCs/>
-          <w:sz w:val="18"/>
-          <w:szCs w:val="18"/>
-        </w:rPr>
-        <w:t>write-up</w:t>
-      </w:r>
-      <w:r>
-        <w:rPr>
-          <w:rFonts w:ascii="Garamond" w:hAnsi="Garamond"/>
-          <w:i/>
-          <w:iCs/>
-          <w:sz w:val="18"/>
-          <w:szCs w:val="18"/>
-        </w:rPr>
-        <w:t xml:space="preserve"> and more details available at https://james-a-page.github.io/RenewableOptimisation.pdf </w:t>
-      </w:r>
-      <w:r>
-        <w:rPr>
-          <w:rFonts w:ascii="Garamond" w:hAnsi="Garamond"/>
-          <w:i/>
-          <w:iCs/>
-          <w:sz w:val="22"/>
-          <w:szCs w:val="22"/>
-        </w:rPr>
-        <w:tab/>
+        <w:t>Independent research, implementing algorithms and techniques from academic papers.</w:t>
       </w:r>
     </w:p>
     <w:sectPr>
